--- a/education/fr/02_Cahier_laboratoires.docx
+++ b/education/fr/02_Cahier_laboratoires.docx
@@ -161,25 +161,13 @@
             <w:pStyle w:val="TOCHeading"/>
           </w:pPr>
           <w:r>
-            <w:t xml:space="preserve">Table</w:t>
-          </w:r>
-          <w:r>
-            <w:t xml:space="preserve"> </w:t>
-          </w:r>
-          <w:r>
-            <w:t xml:space="preserve">des</w:t>
-          </w:r>
-          <w:r>
-            <w:t xml:space="preserve"> </w:t>
-          </w:r>
-          <w:r>
-            <w:t xml:space="preserve">matières</w:t>
+            <w:t xml:space="preserve">Table des mati��res</w:t>
           </w:r>
         </w:p>
         <w:p>
           <w:r>
             <w:fldChar w:fldCharType="begin" w:dirty="true"/>
-            <w:instrText xml:space="preserve">TOC \o "1-1" \h \z \u</w:instrText>
+            <w:instrText xml:space="preserve">TOC \o "1-2" \h \z \u</w:instrText>
             <w:fldChar w:fldCharType="separate"/>
             <w:fldChar w:fldCharType="end"/>
           </w:r>
@@ -754,7 +742,7 @@
         <w:rPr>
           <w:rStyle w:val="VerbatimChar"/>
         </w:rPr>
-        <w:t xml:space="preserve">templates/CyberRiskGuardian_Excel_Model_Blank_v2-4e.xlsx</w:t>
+        <w:t xml:space="preserve">templates/CyberRiskGuardian_Excel_Model_Blank_v2-6.xlsx</w:t>
       </w:r>
       <w:r>
         <w:t xml:space="preserve"> </w:t>
@@ -850,7 +838,7 @@
           <w:bCs/>
           <w:b/>
         </w:rPr>
-        <w:t xml:space="preserve">risque estimé total 84 491</w:t>
+        <w:t xml:space="preserve">risque estimé total 84 305</w:t>
       </w:r>
       <w:r>
         <w:t xml:space="preserve"> </w:t>
@@ -866,7 +854,7 @@
           <w:bCs/>
           <w:b/>
         </w:rPr>
-        <w:t xml:space="preserve">résiduel 41 104</w:t>
+        <w:t xml:space="preserve">résiduel 41 023</w:t>
       </w:r>
       <w:r>
         <w:t xml:space="preserve">.</w:t>
@@ -901,7 +889,7 @@
           <w:bCs/>
           <w:b/>
         </w:rPr>
-        <w:t xml:space="preserve">moteur vérifié · 84 491 / 41 104</w:t>
+        <w:t xml:space="preserve">moteur vérifié · 84 305 / 41 023</w:t>
       </w:r>
       <w:r>
         <w:t xml:space="preserve">.</w:t>
@@ -926,7 +914,22 @@
         <w:t xml:space="preserve"> </w:t>
       </w:r>
       <w:r>
-        <w:t xml:space="preserve">Votre enseignant vous donnera les données d’entrée d’un scénario de risque et le résultat attendu; saisissez-les et comparez.</w:t>
+        <w:t xml:space="preserve">Saisissez l’exemple du chapitre 6 du manuel dans la feuille S1 et à la ligne 3 de la feuille Analyse : Pb(A) 0,70, Pb(ψ,A) 0,60, δe 0,60, δm 0,80, θ 0,50, μ(E) 0,65, CVSS 9,3 en G3 avec le vecteur</w:t>
+      </w:r>
+      <w:r>
+        <w:t xml:space="preserve"> </w:t>
+      </w:r>
+      <w:r>
+        <w:rPr>
+          <w:rStyle w:val="VerbatimChar"/>
+        </w:rPr>
+        <w:t xml:space="preserve">CVSS:4.0/AV:L/AC:L/AT:N/PR:N/UI:P/VC:H/VI:H/VA:H/SC:H/SI:H/SA:H</w:t>
+      </w:r>
+      <w:r>
+        <w:t xml:space="preserve"> </w:t>
+      </w:r>
+      <w:r>
+        <w:t xml:space="preserve">en H3, appétence 0,35 en E14; dans M1, une ligne « Other / autre » retenue avec un coût de 62 000, une réduction d’impact de 0,70 et une réduction de probabilité de 0,65. Après « Calculer maintenant », vous devez lire un risque estimé de 3 554,46, un risque toléré de 1 777,23, un risque résiduel de 1 937,18 et un ratio de 1,09. Effacez ensuite ces données (ou repartez du modèle vierge).</w:t>
       </w:r>
     </w:p>
     <w:p>
@@ -964,7 +967,7 @@
         <w:t xml:space="preserve"> </w:t>
       </w:r>
       <w:r>
-        <w:t xml:space="preserve">(premier élément du menu). Lisez les treize étapes d’une évaluation complète.</w:t>
+        <w:t xml:space="preserve">(premier élément du menu). Lisez les dix-neuf étapes d’une évaluation complète.</w:t>
       </w:r>
     </w:p>
     <w:p>
@@ -1204,17 +1207,16 @@
         <w:jc w:val="start"/>
       </w:tblPr>
       <w:tblGrid>
-        <w:gridCol w:w="6623"/>
-        <w:gridCol w:w="2976"/>
+        <w:gridCol w:w="7624"/>
+        <w:gridCol w:w="1976"/>
       </w:tblGrid>
       <w:tr>
         <w:trPr>
           <w:tblHeader w:val="true"/>
-          <w:tblHeader/>
         </w:trPr>
         <w:tc>
           <w:tcPr>
-            <w:tcW w:w="6623" w:type="dxa"/>
+            <w:tcW w:type="dxa" w:w="7624"/>
             <w:shd w:val="clear" w:color="auto" w:fill="123A5C"/>
           </w:tcPr>
           <w:p>
@@ -1234,7 +1236,7 @@
         </w:tc>
         <w:tc>
           <w:tcPr>
-            <w:tcW w:w="2976" w:type="dxa"/>
+            <w:tcW w:type="dxa" w:w="1976"/>
             <w:shd w:val="clear" w:color="auto" w:fill="123A5C"/>
           </w:tcPr>
           <w:p>
@@ -1256,7 +1258,7 @@
       <w:tr>
         <w:tc>
           <w:tcPr>
-            <w:tcW w:w="6623" w:type="dxa"/>
+            <w:tcW w:type="dxa" w:w="7624"/>
           </w:tcPr>
           <w:p>
             <w:pPr>
@@ -1271,7 +1273,7 @@
         </w:tc>
         <w:tc>
           <w:tcPr>
-            <w:tcW w:w="2976" w:type="dxa"/>
+            <w:tcW w:type="dxa" w:w="1976"/>
           </w:tcPr>
           <w:p>
             <w:pPr>
@@ -1284,7 +1286,7 @@
       <w:tr>
         <w:tc>
           <w:tcPr>
-            <w:tcW w:w="6623" w:type="dxa"/>
+            <w:tcW w:type="dxa" w:w="7624"/>
           </w:tcPr>
           <w:p>
             <w:pPr>
@@ -1299,7 +1301,7 @@
         </w:tc>
         <w:tc>
           <w:tcPr>
-            <w:tcW w:w="2976" w:type="dxa"/>
+            <w:tcW w:type="dxa" w:w="1976"/>
           </w:tcPr>
           <w:p>
             <w:pPr>
@@ -1312,7 +1314,7 @@
       <w:tr>
         <w:tc>
           <w:tcPr>
-            <w:tcW w:w="6623" w:type="dxa"/>
+            <w:tcW w:type="dxa" w:w="7624"/>
           </w:tcPr>
           <w:p>
             <w:pPr>
@@ -1327,7 +1329,7 @@
         </w:tc>
         <w:tc>
           <w:tcPr>
-            <w:tcW w:w="2976" w:type="dxa"/>
+            <w:tcW w:type="dxa" w:w="1976"/>
           </w:tcPr>
           <w:p>
             <w:pPr>
@@ -1340,7 +1342,7 @@
       <w:tr>
         <w:tc>
           <w:tcPr>
-            <w:tcW w:w="6623" w:type="dxa"/>
+            <w:tcW w:type="dxa" w:w="7624"/>
           </w:tcPr>
           <w:p>
             <w:pPr>
@@ -1355,7 +1357,7 @@
         </w:tc>
         <w:tc>
           <w:tcPr>
-            <w:tcW w:w="2976" w:type="dxa"/>
+            <w:tcW w:type="dxa" w:w="1976"/>
           </w:tcPr>
           <w:p>
             <w:pPr>
@@ -1368,7 +1370,7 @@
       <w:tr>
         <w:tc>
           <w:tcPr>
-            <w:tcW w:w="6623" w:type="dxa"/>
+            <w:tcW w:type="dxa" w:w="7624"/>
           </w:tcPr>
           <w:p>
             <w:pPr>
@@ -1383,7 +1385,7 @@
         </w:tc>
         <w:tc>
           <w:tcPr>
-            <w:tcW w:w="2976" w:type="dxa"/>
+            <w:tcW w:type="dxa" w:w="1976"/>
           </w:tcPr>
           <w:p>
             <w:pPr>
@@ -1396,7 +1398,7 @@
       <w:tr>
         <w:tc>
           <w:tcPr>
-            <w:tcW w:w="6623" w:type="dxa"/>
+            <w:tcW w:type="dxa" w:w="7624"/>
           </w:tcPr>
           <w:p>
             <w:pPr>
@@ -1411,7 +1413,7 @@
         </w:tc>
         <w:tc>
           <w:tcPr>
-            <w:tcW w:w="2976" w:type="dxa"/>
+            <w:tcW w:type="dxa" w:w="1976"/>
           </w:tcPr>
           <w:p>
             <w:pPr>
@@ -1424,7 +1426,7 @@
       <w:tr>
         <w:tc>
           <w:tcPr>
-            <w:tcW w:w="6623" w:type="dxa"/>
+            <w:tcW w:type="dxa" w:w="7624"/>
           </w:tcPr>
           <w:p>
             <w:pPr>
@@ -1439,7 +1441,7 @@
         </w:tc>
         <w:tc>
           <w:tcPr>
-            <w:tcW w:w="2976" w:type="dxa"/>
+            <w:tcW w:type="dxa" w:w="1976"/>
           </w:tcPr>
           <w:p>
             <w:pPr>
@@ -1452,7 +1454,7 @@
       <w:tr>
         <w:tc>
           <w:tcPr>
-            <w:tcW w:w="6623" w:type="dxa"/>
+            <w:tcW w:type="dxa" w:w="7624"/>
           </w:tcPr>
           <w:p>
             <w:pPr>
@@ -1467,7 +1469,7 @@
         </w:tc>
         <w:tc>
           <w:tcPr>
-            <w:tcW w:w="2976" w:type="dxa"/>
+            <w:tcW w:type="dxa" w:w="1976"/>
           </w:tcPr>
           <w:p>
             <w:pPr>
@@ -1480,7 +1482,7 @@
       <w:tr>
         <w:tc>
           <w:tcPr>
-            <w:tcW w:w="6623" w:type="dxa"/>
+            <w:tcW w:type="dxa" w:w="7624"/>
           </w:tcPr>
           <w:p>
             <w:pPr>
@@ -1495,7 +1497,7 @@
         </w:tc>
         <w:tc>
           <w:tcPr>
-            <w:tcW w:w="2976" w:type="dxa"/>
+            <w:tcW w:type="dxa" w:w="1976"/>
           </w:tcPr>
           <w:p>
             <w:pPr>
@@ -1508,7 +1510,7 @@
       <w:tr>
         <w:tc>
           <w:tcPr>
-            <w:tcW w:w="6623" w:type="dxa"/>
+            <w:tcW w:type="dxa" w:w="7624"/>
           </w:tcPr>
           <w:p>
             <w:pPr>
@@ -1523,7 +1525,7 @@
         </w:tc>
         <w:tc>
           <w:tcPr>
-            <w:tcW w:w="2976" w:type="dxa"/>
+            <w:tcW w:type="dxa" w:w="1976"/>
           </w:tcPr>
           <w:p>
             <w:pPr>
@@ -1536,7 +1538,7 @@
       <w:tr>
         <w:tc>
           <w:tcPr>
-            <w:tcW w:w="6623" w:type="dxa"/>
+            <w:tcW w:type="dxa" w:w="7624"/>
           </w:tcPr>
           <w:p>
             <w:pPr>
@@ -1551,7 +1553,7 @@
         </w:tc>
         <w:tc>
           <w:tcPr>
-            <w:tcW w:w="2976" w:type="dxa"/>
+            <w:tcW w:type="dxa" w:w="1976"/>
           </w:tcPr>
           <w:p>
             <w:pPr>
@@ -1564,7 +1566,7 @@
       <w:tr>
         <w:tc>
           <w:tcPr>
-            <w:tcW w:w="6623" w:type="dxa"/>
+            <w:tcW w:type="dxa" w:w="7624"/>
           </w:tcPr>
           <w:p>
             <w:pPr>
@@ -1579,7 +1581,7 @@
         </w:tc>
         <w:tc>
           <w:tcPr>
-            <w:tcW w:w="2976" w:type="dxa"/>
+            <w:tcW w:type="dxa" w:w="1976"/>
           </w:tcPr>
           <w:p>
             <w:pPr>
@@ -1969,17 +1971,16 @@
         <w:jc w:val="start"/>
       </w:tblPr>
       <w:tblGrid>
-        <w:gridCol w:w="1871"/>
-        <w:gridCol w:w="7728"/>
+        <w:gridCol w:w="1725"/>
+        <w:gridCol w:w="7875"/>
       </w:tblGrid>
       <w:tr>
         <w:trPr>
           <w:tblHeader w:val="true"/>
-          <w:tblHeader/>
         </w:trPr>
         <w:tc>
           <w:tcPr>
-            <w:tcW w:w="1871" w:type="dxa"/>
+            <w:tcW w:type="dxa" w:w="1725"/>
             <w:shd w:val="clear" w:color="auto" w:fill="123A5C"/>
           </w:tcPr>
           <w:p>
@@ -1999,7 +2000,7 @@
         </w:tc>
         <w:tc>
           <w:tcPr>
-            <w:tcW w:w="7728" w:type="dxa"/>
+            <w:tcW w:type="dxa" w:w="7875"/>
             <w:shd w:val="clear" w:color="auto" w:fill="123A5C"/>
           </w:tcPr>
           <w:p>
@@ -2021,7 +2022,7 @@
       <w:tr>
         <w:tc>
           <w:tcPr>
-            <w:tcW w:w="1871" w:type="dxa"/>
+            <w:tcW w:type="dxa" w:w="1725"/>
           </w:tcPr>
           <w:p>
             <w:pPr>
@@ -2036,7 +2037,7 @@
         </w:tc>
         <w:tc>
           <w:tcPr>
-            <w:tcW w:w="7728" w:type="dxa"/>
+            <w:tcW w:type="dxa" w:w="7875"/>
           </w:tcPr>
           <w:p>
             <w:pPr>
@@ -2053,7 +2054,7 @@
       <w:tr>
         <w:tc>
           <w:tcPr>
-            <w:tcW w:w="1871" w:type="dxa"/>
+            <w:tcW w:type="dxa" w:w="1725"/>
           </w:tcPr>
           <w:p>
             <w:pPr>
@@ -2068,7 +2069,7 @@
         </w:tc>
         <w:tc>
           <w:tcPr>
-            <w:tcW w:w="7728" w:type="dxa"/>
+            <w:tcW w:type="dxa" w:w="7875"/>
           </w:tcPr>
           <w:p>
             <w:pPr>
@@ -2085,7 +2086,7 @@
       <w:tr>
         <w:tc>
           <w:tcPr>
-            <w:tcW w:w="1871" w:type="dxa"/>
+            <w:tcW w:type="dxa" w:w="1725"/>
           </w:tcPr>
           <w:p>
             <w:pPr>
@@ -2100,7 +2101,7 @@
         </w:tc>
         <w:tc>
           <w:tcPr>
-            <w:tcW w:w="7728" w:type="dxa"/>
+            <w:tcW w:type="dxa" w:w="7875"/>
           </w:tcPr>
           <w:p>
             <w:pPr>
@@ -2117,7 +2118,7 @@
       <w:tr>
         <w:tc>
           <w:tcPr>
-            <w:tcW w:w="1871" w:type="dxa"/>
+            <w:tcW w:type="dxa" w:w="1725"/>
           </w:tcPr>
           <w:p>
             <w:pPr>
@@ -2132,7 +2133,7 @@
         </w:tc>
         <w:tc>
           <w:tcPr>
-            <w:tcW w:w="7728" w:type="dxa"/>
+            <w:tcW w:type="dxa" w:w="7875"/>
           </w:tcPr>
           <w:p>
             <w:pPr>
@@ -2149,7 +2150,7 @@
       <w:tr>
         <w:tc>
           <w:tcPr>
-            <w:tcW w:w="1871" w:type="dxa"/>
+            <w:tcW w:type="dxa" w:w="1725"/>
           </w:tcPr>
           <w:p>
             <w:pPr>
@@ -2164,7 +2165,7 @@
         </w:tc>
         <w:tc>
           <w:tcPr>
-            <w:tcW w:w="7728" w:type="dxa"/>
+            <w:tcW w:type="dxa" w:w="7875"/>
           </w:tcPr>
           <w:p>
             <w:pPr>
@@ -2259,7 +2260,7 @@
         <w:t xml:space="preserve"> </w:t>
       </w:r>
       <w:r>
-        <w:t xml:space="preserve">(une estimation de l’analyste inférieure à la valeur énoncée de 0,40, en raison de la sécurité des patients et de la sensibilité des données de santé). Expliquez si vous êtes d’accord.</w:t>
+        <w:t xml:space="preserve">(une estimation analytique inférieure à la valeur énoncée de 0,40, en raison de la sécurité des patients et de la sensibilité des données de santé). Expliquez si vous êtes d’accord.</w:t>
       </w:r>
     </w:p>
     <w:p>
@@ -2473,7 +2474,7 @@
         <w:t xml:space="preserve"> </w:t>
       </w:r>
       <w:r>
-        <w:t xml:space="preserve">rédiger des scénarios de risque sous forme de chaînes causales complètes; générer 20 candidats et sélectionner les 10 plus significatifs; éviter les doublons et les simples noms de menaces.</w:t>
+        <w:t xml:space="preserve">rédiger des scénarios de risque sous forme de chaînes causales complètes; générer 20 candidats (version rapide des laboratoires; une évaluation complète en utilise environ 25 à 40, jamais moins de 20) et sélectionner les 10 plus significatifs; éviter les doublons et les simples noms de menaces.</w:t>
       </w:r>
       <w:r>
         <w:t xml:space="preserve"> </w:t>
@@ -3111,20 +3112,19 @@
         <w:jc w:val="start"/>
       </w:tblPr>
       <w:tblGrid>
-        <w:gridCol w:w="935"/>
-        <w:gridCol w:w="1985"/>
-        <w:gridCol w:w="3045"/>
-        <w:gridCol w:w="1571"/>
-        <w:gridCol w:w="2062"/>
+        <w:gridCol w:w="431"/>
+        <w:gridCol w:w="1068"/>
+        <w:gridCol w:w="3539"/>
+        <w:gridCol w:w="1780"/>
+        <w:gridCol w:w="2782"/>
       </w:tblGrid>
       <w:tr>
         <w:trPr>
           <w:tblHeader w:val="true"/>
-          <w:tblHeader/>
         </w:trPr>
         <w:tc>
           <w:tcPr>
-            <w:tcW w:w="935" w:type="dxa"/>
+            <w:tcW w:type="dxa" w:w="431"/>
             <w:shd w:val="clear" w:color="auto" w:fill="123A5C"/>
           </w:tcPr>
           <w:p>
@@ -3144,7 +3144,7 @@
         </w:tc>
         <w:tc>
           <w:tcPr>
-            <w:tcW w:w="1985" w:type="dxa"/>
+            <w:tcW w:type="dxa" w:w="1068"/>
             <w:shd w:val="clear" w:color="auto" w:fill="123A5C"/>
           </w:tcPr>
           <w:p>
@@ -3164,7 +3164,7 @@
         </w:tc>
         <w:tc>
           <w:tcPr>
-            <w:tcW w:w="3045" w:type="dxa"/>
+            <w:tcW w:type="dxa" w:w="3539"/>
             <w:shd w:val="clear" w:color="auto" w:fill="123A5C"/>
           </w:tcPr>
           <w:p>
@@ -3184,7 +3184,7 @@
         </w:tc>
         <w:tc>
           <w:tcPr>
-            <w:tcW w:w="1571" w:type="dxa"/>
+            <w:tcW w:type="dxa" w:w="1780"/>
             <w:shd w:val="clear" w:color="auto" w:fill="123A5C"/>
           </w:tcPr>
           <w:p>
@@ -3204,7 +3204,7 @@
         </w:tc>
         <w:tc>
           <w:tcPr>
-            <w:tcW w:w="2062" w:type="dxa"/>
+            <w:tcW w:type="dxa" w:w="2782"/>
             <w:shd w:val="clear" w:color="auto" w:fill="123A5C"/>
           </w:tcPr>
           <w:p>
@@ -3226,7 +3226,7 @@
       <w:tr>
         <w:tc>
           <w:tcPr>
-            <w:tcW w:w="935" w:type="dxa"/>
+            <w:tcW w:type="dxa" w:w="431"/>
           </w:tcPr>
           <w:p>
             <w:pPr>
@@ -3241,7 +3241,7 @@
         </w:tc>
         <w:tc>
           <w:tcPr>
-            <w:tcW w:w="1985" w:type="dxa"/>
+            <w:tcW w:type="dxa" w:w="1068"/>
           </w:tcPr>
           <w:p>
             <w:pPr>
@@ -3256,7 +3256,7 @@
         </w:tc>
         <w:tc>
           <w:tcPr>
-            <w:tcW w:w="3045" w:type="dxa"/>
+            <w:tcW w:type="dxa" w:w="3539"/>
           </w:tcPr>
           <w:p>
             <w:pPr>
@@ -3271,7 +3271,7 @@
         </w:tc>
         <w:tc>
           <w:tcPr>
-            <w:tcW w:w="1571" w:type="dxa"/>
+            <w:tcW w:type="dxa" w:w="1780"/>
           </w:tcPr>
           <w:p>
             <w:pPr>
@@ -3286,7 +3286,7 @@
         </w:tc>
         <w:tc>
           <w:tcPr>
-            <w:tcW w:w="2062" w:type="dxa"/>
+            <w:tcW w:type="dxa" w:w="2782"/>
           </w:tcPr>
           <w:p>
             <w:pPr>
@@ -3303,7 +3303,7 @@
       <w:tr>
         <w:tc>
           <w:tcPr>
-            <w:tcW w:w="935" w:type="dxa"/>
+            <w:tcW w:type="dxa" w:w="431"/>
           </w:tcPr>
           <w:p>
             <w:pPr>
@@ -3318,7 +3318,7 @@
         </w:tc>
         <w:tc>
           <w:tcPr>
-            <w:tcW w:w="1985" w:type="dxa"/>
+            <w:tcW w:type="dxa" w:w="1068"/>
           </w:tcPr>
           <w:p>
             <w:pPr>
@@ -3333,7 +3333,7 @@
         </w:tc>
         <w:tc>
           <w:tcPr>
-            <w:tcW w:w="3045" w:type="dxa"/>
+            <w:tcW w:type="dxa" w:w="3539"/>
           </w:tcPr>
           <w:p>
             <w:pPr>
@@ -3348,7 +3348,7 @@
         </w:tc>
         <w:tc>
           <w:tcPr>
-            <w:tcW w:w="1571" w:type="dxa"/>
+            <w:tcW w:type="dxa" w:w="1780"/>
           </w:tcPr>
           <w:p>
             <w:pPr>
@@ -3363,7 +3363,7 @@
         </w:tc>
         <w:tc>
           <w:tcPr>
-            <w:tcW w:w="2062" w:type="dxa"/>
+            <w:tcW w:type="dxa" w:w="2782"/>
           </w:tcPr>
           <w:p>
             <w:pPr>
@@ -3380,7 +3380,7 @@
       <w:tr>
         <w:tc>
           <w:tcPr>
-            <w:tcW w:w="935" w:type="dxa"/>
+            <w:tcW w:type="dxa" w:w="431"/>
           </w:tcPr>
           <w:p>
             <w:pPr>
@@ -3395,7 +3395,7 @@
         </w:tc>
         <w:tc>
           <w:tcPr>
-            <w:tcW w:w="1985" w:type="dxa"/>
+            <w:tcW w:type="dxa" w:w="1068"/>
           </w:tcPr>
           <w:p>
             <w:pPr>
@@ -3410,7 +3410,7 @@
         </w:tc>
         <w:tc>
           <w:tcPr>
-            <w:tcW w:w="3045" w:type="dxa"/>
+            <w:tcW w:type="dxa" w:w="3539"/>
           </w:tcPr>
           <w:p>
             <w:pPr>
@@ -3425,7 +3425,7 @@
         </w:tc>
         <w:tc>
           <w:tcPr>
-            <w:tcW w:w="1571" w:type="dxa"/>
+            <w:tcW w:type="dxa" w:w="1780"/>
           </w:tcPr>
           <w:p>
             <w:pPr>
@@ -3440,7 +3440,7 @@
         </w:tc>
         <w:tc>
           <w:tcPr>
-            <w:tcW w:w="2062" w:type="dxa"/>
+            <w:tcW w:type="dxa" w:w="2782"/>
           </w:tcPr>
           <w:p>
             <w:pPr>
@@ -3457,7 +3457,7 @@
       <w:tr>
         <w:tc>
           <w:tcPr>
-            <w:tcW w:w="935" w:type="dxa"/>
+            <w:tcW w:type="dxa" w:w="431"/>
           </w:tcPr>
           <w:p>
             <w:pPr>
@@ -3472,7 +3472,7 @@
         </w:tc>
         <w:tc>
           <w:tcPr>
-            <w:tcW w:w="1985" w:type="dxa"/>
+            <w:tcW w:type="dxa" w:w="1068"/>
           </w:tcPr>
           <w:p>
             <w:pPr>
@@ -3487,7 +3487,7 @@
         </w:tc>
         <w:tc>
           <w:tcPr>
-            <w:tcW w:w="3045" w:type="dxa"/>
+            <w:tcW w:type="dxa" w:w="3539"/>
           </w:tcPr>
           <w:p>
             <w:pPr>
@@ -3502,7 +3502,7 @@
         </w:tc>
         <w:tc>
           <w:tcPr>
-            <w:tcW w:w="1571" w:type="dxa"/>
+            <w:tcW w:type="dxa" w:w="1780"/>
           </w:tcPr>
           <w:p>
             <w:pPr>
@@ -3517,7 +3517,7 @@
         </w:tc>
         <w:tc>
           <w:tcPr>
-            <w:tcW w:w="2062" w:type="dxa"/>
+            <w:tcW w:type="dxa" w:w="2782"/>
           </w:tcPr>
           <w:p>
             <w:pPr>
@@ -3534,7 +3534,7 @@
       <w:tr>
         <w:tc>
           <w:tcPr>
-            <w:tcW w:w="935" w:type="dxa"/>
+            <w:tcW w:type="dxa" w:w="431"/>
           </w:tcPr>
           <w:p>
             <w:pPr>
@@ -3549,7 +3549,7 @@
         </w:tc>
         <w:tc>
           <w:tcPr>
-            <w:tcW w:w="1985" w:type="dxa"/>
+            <w:tcW w:type="dxa" w:w="1068"/>
           </w:tcPr>
           <w:p>
             <w:pPr>
@@ -3564,7 +3564,7 @@
         </w:tc>
         <w:tc>
           <w:tcPr>
-            <w:tcW w:w="3045" w:type="dxa"/>
+            <w:tcW w:type="dxa" w:w="3539"/>
           </w:tcPr>
           <w:p>
             <w:pPr>
@@ -3579,7 +3579,7 @@
         </w:tc>
         <w:tc>
           <w:tcPr>
-            <w:tcW w:w="1571" w:type="dxa"/>
+            <w:tcW w:type="dxa" w:w="1780"/>
           </w:tcPr>
           <w:p>
             <w:pPr>
@@ -3594,7 +3594,7 @@
         </w:tc>
         <w:tc>
           <w:tcPr>
-            <w:tcW w:w="2062" w:type="dxa"/>
+            <w:tcW w:type="dxa" w:w="2782"/>
           </w:tcPr>
           <w:p>
             <w:pPr>
@@ -3611,7 +3611,7 @@
       <w:tr>
         <w:tc>
           <w:tcPr>
-            <w:tcW w:w="935" w:type="dxa"/>
+            <w:tcW w:type="dxa" w:w="431"/>
           </w:tcPr>
           <w:p>
             <w:pPr>
@@ -3626,7 +3626,7 @@
         </w:tc>
         <w:tc>
           <w:tcPr>
-            <w:tcW w:w="1985" w:type="dxa"/>
+            <w:tcW w:type="dxa" w:w="1068"/>
           </w:tcPr>
           <w:p>
             <w:pPr>
@@ -3641,7 +3641,7 @@
         </w:tc>
         <w:tc>
           <w:tcPr>
-            <w:tcW w:w="3045" w:type="dxa"/>
+            <w:tcW w:type="dxa" w:w="3539"/>
           </w:tcPr>
           <w:p>
             <w:pPr>
@@ -3656,7 +3656,7 @@
         </w:tc>
         <w:tc>
           <w:tcPr>
-            <w:tcW w:w="1571" w:type="dxa"/>
+            <w:tcW w:type="dxa" w:w="1780"/>
           </w:tcPr>
           <w:p>
             <w:pPr>
@@ -3671,7 +3671,7 @@
         </w:tc>
         <w:tc>
           <w:tcPr>
-            <w:tcW w:w="2062" w:type="dxa"/>
+            <w:tcW w:type="dxa" w:w="2782"/>
           </w:tcPr>
           <w:p>
             <w:pPr>
@@ -3740,20 +3740,19 @@
         <w:jc w:val="start"/>
       </w:tblPr>
       <w:tblGrid>
-        <w:gridCol w:w="1145"/>
-        <w:gridCol w:w="830"/>
-        <w:gridCol w:w="4470"/>
-        <w:gridCol w:w="2009"/>
-        <w:gridCol w:w="1145"/>
+        <w:gridCol w:w="733"/>
+        <w:gridCol w:w="533"/>
+        <w:gridCol w:w="5600"/>
+        <w:gridCol w:w="2000"/>
+        <w:gridCol w:w="734"/>
       </w:tblGrid>
       <w:tr>
         <w:trPr>
           <w:tblHeader w:val="true"/>
-          <w:tblHeader/>
         </w:trPr>
         <w:tc>
           <w:tcPr>
-            <w:tcW w:w="1145" w:type="dxa"/>
+            <w:tcW w:type="dxa" w:w="733"/>
             <w:shd w:val="clear" w:color="auto" w:fill="123A5C"/>
           </w:tcPr>
           <w:p>
@@ -3773,7 +3772,7 @@
         </w:tc>
         <w:tc>
           <w:tcPr>
-            <w:tcW w:w="830" w:type="dxa"/>
+            <w:tcW w:type="dxa" w:w="533"/>
             <w:shd w:val="clear" w:color="auto" w:fill="123A5C"/>
           </w:tcPr>
           <w:p>
@@ -3793,7 +3792,7 @@
         </w:tc>
         <w:tc>
           <w:tcPr>
-            <w:tcW w:w="4470" w:type="dxa"/>
+            <w:tcW w:type="dxa" w:w="5600"/>
             <w:shd w:val="clear" w:color="auto" w:fill="123A5C"/>
           </w:tcPr>
           <w:p>
@@ -3813,7 +3812,7 @@
         </w:tc>
         <w:tc>
           <w:tcPr>
-            <w:tcW w:w="2009" w:type="dxa"/>
+            <w:tcW w:type="dxa" w:w="2000"/>
             <w:shd w:val="clear" w:color="auto" w:fill="123A5C"/>
           </w:tcPr>
           <w:p>
@@ -3833,7 +3832,7 @@
         </w:tc>
         <w:tc>
           <w:tcPr>
-            <w:tcW w:w="1145" w:type="dxa"/>
+            <w:tcW w:type="dxa" w:w="734"/>
             <w:shd w:val="clear" w:color="auto" w:fill="123A5C"/>
           </w:tcPr>
           <w:p>
@@ -3855,7 +3854,7 @@
       <w:tr>
         <w:tc>
           <w:tcPr>
-            <w:tcW w:w="1145" w:type="dxa"/>
+            <w:tcW w:type="dxa" w:w="733"/>
           </w:tcPr>
           <w:p>
             <w:pPr>
@@ -3870,7 +3869,7 @@
         </w:tc>
         <w:tc>
           <w:tcPr>
-            <w:tcW w:w="830" w:type="dxa"/>
+            <w:tcW w:type="dxa" w:w="533"/>
           </w:tcPr>
           <w:p>
             <w:pPr>
@@ -3885,7 +3884,7 @@
         </w:tc>
         <w:tc>
           <w:tcPr>
-            <w:tcW w:w="4470" w:type="dxa"/>
+            <w:tcW w:type="dxa" w:w="5600"/>
           </w:tcPr>
           <w:p>
             <w:pPr>
@@ -3900,7 +3899,7 @@
         </w:tc>
         <w:tc>
           <w:tcPr>
-            <w:tcW w:w="2009" w:type="dxa"/>
+            <w:tcW w:type="dxa" w:w="2000"/>
           </w:tcPr>
           <w:p>
             <w:pPr>
@@ -3915,7 +3914,7 @@
         </w:tc>
         <w:tc>
           <w:tcPr>
-            <w:tcW w:w="1145" w:type="dxa"/>
+            <w:tcW w:type="dxa" w:w="734"/>
           </w:tcPr>
           <w:p>
             <w:pPr>
@@ -3932,7 +3931,7 @@
       <w:tr>
         <w:tc>
           <w:tcPr>
-            <w:tcW w:w="1145" w:type="dxa"/>
+            <w:tcW w:type="dxa" w:w="733"/>
           </w:tcPr>
           <w:p>
             <w:pPr>
@@ -3947,7 +3946,7 @@
         </w:tc>
         <w:tc>
           <w:tcPr>
-            <w:tcW w:w="830" w:type="dxa"/>
+            <w:tcW w:type="dxa" w:w="533"/>
           </w:tcPr>
           <w:p>
             <w:pPr>
@@ -3962,7 +3961,7 @@
         </w:tc>
         <w:tc>
           <w:tcPr>
-            <w:tcW w:w="4470" w:type="dxa"/>
+            <w:tcW w:type="dxa" w:w="5600"/>
           </w:tcPr>
           <w:p>
             <w:pPr>
@@ -3977,7 +3976,7 @@
         </w:tc>
         <w:tc>
           <w:tcPr>
-            <w:tcW w:w="2009" w:type="dxa"/>
+            <w:tcW w:type="dxa" w:w="2000"/>
           </w:tcPr>
           <w:p>
             <w:pPr>
@@ -3992,7 +3991,7 @@
         </w:tc>
         <w:tc>
           <w:tcPr>
-            <w:tcW w:w="1145" w:type="dxa"/>
+            <w:tcW w:type="dxa" w:w="734"/>
           </w:tcPr>
           <w:p>
             <w:pPr>
@@ -4009,7 +4008,7 @@
       <w:tr>
         <w:tc>
           <w:tcPr>
-            <w:tcW w:w="1145" w:type="dxa"/>
+            <w:tcW w:type="dxa" w:w="733"/>
           </w:tcPr>
           <w:p>
             <w:pPr>
@@ -4024,7 +4023,7 @@
         </w:tc>
         <w:tc>
           <w:tcPr>
-            <w:tcW w:w="830" w:type="dxa"/>
+            <w:tcW w:type="dxa" w:w="533"/>
           </w:tcPr>
           <w:p>
             <w:pPr>
@@ -4039,7 +4038,7 @@
         </w:tc>
         <w:tc>
           <w:tcPr>
-            <w:tcW w:w="4470" w:type="dxa"/>
+            <w:tcW w:type="dxa" w:w="5600"/>
           </w:tcPr>
           <w:p>
             <w:pPr>
@@ -4054,7 +4053,7 @@
         </w:tc>
         <w:tc>
           <w:tcPr>
-            <w:tcW w:w="2009" w:type="dxa"/>
+            <w:tcW w:type="dxa" w:w="2000"/>
           </w:tcPr>
           <w:p>
             <w:pPr>
@@ -4069,7 +4068,7 @@
         </w:tc>
         <w:tc>
           <w:tcPr>
-            <w:tcW w:w="1145" w:type="dxa"/>
+            <w:tcW w:type="dxa" w:w="734"/>
           </w:tcPr>
           <w:p>
             <w:pPr>
@@ -4086,7 +4085,7 @@
       <w:tr>
         <w:tc>
           <w:tcPr>
-            <w:tcW w:w="1145" w:type="dxa"/>
+            <w:tcW w:type="dxa" w:w="733"/>
           </w:tcPr>
           <w:p>
             <w:pPr>
@@ -4101,7 +4100,7 @@
         </w:tc>
         <w:tc>
           <w:tcPr>
-            <w:tcW w:w="830" w:type="dxa"/>
+            <w:tcW w:type="dxa" w:w="533"/>
           </w:tcPr>
           <w:p>
             <w:pPr>
@@ -4116,7 +4115,7 @@
         </w:tc>
         <w:tc>
           <w:tcPr>
-            <w:tcW w:w="4470" w:type="dxa"/>
+            <w:tcW w:type="dxa" w:w="5600"/>
           </w:tcPr>
           <w:p>
             <w:pPr>
@@ -4131,7 +4130,7 @@
         </w:tc>
         <w:tc>
           <w:tcPr>
-            <w:tcW w:w="2009" w:type="dxa"/>
+            <w:tcW w:type="dxa" w:w="2000"/>
           </w:tcPr>
           <w:p>
             <w:pPr>
@@ -4146,7 +4145,7 @@
         </w:tc>
         <w:tc>
           <w:tcPr>
-            <w:tcW w:w="1145" w:type="dxa"/>
+            <w:tcW w:type="dxa" w:w="734"/>
           </w:tcPr>
           <w:p>
             <w:pPr>
@@ -4163,7 +4162,7 @@
       <w:tr>
         <w:tc>
           <w:tcPr>
-            <w:tcW w:w="1145" w:type="dxa"/>
+            <w:tcW w:type="dxa" w:w="733"/>
           </w:tcPr>
           <w:p>
             <w:pPr>
@@ -4178,7 +4177,7 @@
         </w:tc>
         <w:tc>
           <w:tcPr>
-            <w:tcW w:w="830" w:type="dxa"/>
+            <w:tcW w:type="dxa" w:w="533"/>
           </w:tcPr>
           <w:p>
             <w:pPr>
@@ -4193,7 +4192,7 @@
         </w:tc>
         <w:tc>
           <w:tcPr>
-            <w:tcW w:w="4470" w:type="dxa"/>
+            <w:tcW w:type="dxa" w:w="5600"/>
           </w:tcPr>
           <w:p>
             <w:pPr>
@@ -4208,7 +4207,7 @@
         </w:tc>
         <w:tc>
           <w:tcPr>
-            <w:tcW w:w="2009" w:type="dxa"/>
+            <w:tcW w:type="dxa" w:w="2000"/>
           </w:tcPr>
           <w:p>
             <w:pPr>
@@ -4223,7 +4222,7 @@
         </w:tc>
         <w:tc>
           <w:tcPr>
-            <w:tcW w:w="1145" w:type="dxa"/>
+            <w:tcW w:type="dxa" w:w="734"/>
           </w:tcPr>
           <w:p>
             <w:pPr>
@@ -4240,7 +4239,7 @@
       <w:tr>
         <w:tc>
           <w:tcPr>
-            <w:tcW w:w="1145" w:type="dxa"/>
+            <w:tcW w:type="dxa" w:w="733"/>
           </w:tcPr>
           <w:p>
             <w:pPr>
@@ -4255,7 +4254,7 @@
         </w:tc>
         <w:tc>
           <w:tcPr>
-            <w:tcW w:w="830" w:type="dxa"/>
+            <w:tcW w:type="dxa" w:w="533"/>
           </w:tcPr>
           <w:p>
             <w:pPr>
@@ -4270,7 +4269,7 @@
         </w:tc>
         <w:tc>
           <w:tcPr>
-            <w:tcW w:w="4470" w:type="dxa"/>
+            <w:tcW w:type="dxa" w:w="5600"/>
           </w:tcPr>
           <w:p>
             <w:pPr>
@@ -4285,7 +4284,7 @@
         </w:tc>
         <w:tc>
           <w:tcPr>
-            <w:tcW w:w="2009" w:type="dxa"/>
+            <w:tcW w:type="dxa" w:w="2000"/>
           </w:tcPr>
           <w:p>
             <w:pPr>
@@ -4300,7 +4299,7 @@
         </w:tc>
         <w:tc>
           <w:tcPr>
-            <w:tcW w:w="1145" w:type="dxa"/>
+            <w:tcW w:type="dxa" w:w="734"/>
           </w:tcPr>
           <w:p>
             <w:pPr>
@@ -4672,18 +4671,17 @@
         <w:jc w:val="start"/>
       </w:tblPr>
       <w:tblGrid>
-        <w:gridCol w:w="2873"/>
-        <w:gridCol w:w="3977"/>
-        <w:gridCol w:w="2749"/>
+        <w:gridCol w:w="2402"/>
+        <w:gridCol w:w="4450"/>
+        <w:gridCol w:w="2748"/>
       </w:tblGrid>
       <w:tr>
         <w:trPr>
           <w:tblHeader w:val="true"/>
-          <w:tblHeader/>
         </w:trPr>
         <w:tc>
           <w:tcPr>
-            <w:tcW w:w="2873" w:type="dxa"/>
+            <w:tcW w:type="dxa" w:w="2402"/>
             <w:shd w:val="clear" w:color="auto" w:fill="123A5C"/>
           </w:tcPr>
           <w:p>
@@ -4703,7 +4701,7 @@
         </w:tc>
         <w:tc>
           <w:tcPr>
-            <w:tcW w:w="3977" w:type="dxa"/>
+            <w:tcW w:type="dxa" w:w="4450"/>
             <w:shd w:val="clear" w:color="auto" w:fill="123A5C"/>
           </w:tcPr>
           <w:p>
@@ -4723,7 +4721,7 @@
         </w:tc>
         <w:tc>
           <w:tcPr>
-            <w:tcW w:w="2749" w:type="dxa"/>
+            <w:tcW w:type="dxa" w:w="2748"/>
             <w:shd w:val="clear" w:color="auto" w:fill="123A5C"/>
           </w:tcPr>
           <w:p>
@@ -4745,7 +4743,7 @@
       <w:tr>
         <w:tc>
           <w:tcPr>
-            <w:tcW w:w="2873" w:type="dxa"/>
+            <w:tcW w:type="dxa" w:w="2402"/>
           </w:tcPr>
           <w:p>
             <w:pPr>
@@ -4760,7 +4758,7 @@
         </w:tc>
         <w:tc>
           <w:tcPr>
-            <w:tcW w:w="3977" w:type="dxa"/>
+            <w:tcW w:type="dxa" w:w="4450"/>
           </w:tcPr>
           <w:p>
             <w:pPr>
@@ -4775,7 +4773,7 @@
         </w:tc>
         <w:tc>
           <w:tcPr>
-            <w:tcW w:w="2749" w:type="dxa"/>
+            <w:tcW w:type="dxa" w:w="2748"/>
           </w:tcPr>
           <w:p>
             <w:pPr>
@@ -4792,18 +4790,18 @@
       <w:tr>
         <w:tc>
           <w:tcPr>
-            <w:tcW w:w="2873" w:type="dxa"/>
-          </w:tcPr>
-          <w:p>
-            <w:pPr>
-              <w:pStyle w:val="Compact"/>
-              <w:spacing w:after="40" w:before="20"/>
-            </w:pPr>
-          </w:p>
-        </w:tc>
-        <w:tc>
-          <w:tcPr>
-            <w:tcW w:w="3977" w:type="dxa"/>
+            <w:tcW w:type="dxa" w:w="2402"/>
+          </w:tcPr>
+          <w:p>
+            <w:pPr>
+              <w:pStyle w:val="Compact"/>
+              <w:spacing w:after="40" w:before="20"/>
+            </w:pPr>
+          </w:p>
+        </w:tc>
+        <w:tc>
+          <w:tcPr>
+            <w:tcW w:type="dxa" w:w="4450"/>
           </w:tcPr>
           <w:p>
             <w:pPr>
@@ -4818,7 +4816,7 @@
         </w:tc>
         <w:tc>
           <w:tcPr>
-            <w:tcW w:w="2749" w:type="dxa"/>
+            <w:tcW w:type="dxa" w:w="2748"/>
           </w:tcPr>
           <w:p>
             <w:pPr>
@@ -4835,18 +4833,18 @@
       <w:tr>
         <w:tc>
           <w:tcPr>
-            <w:tcW w:w="2873" w:type="dxa"/>
-          </w:tcPr>
-          <w:p>
-            <w:pPr>
-              <w:pStyle w:val="Compact"/>
-              <w:spacing w:after="40" w:before="20"/>
-            </w:pPr>
-          </w:p>
-        </w:tc>
-        <w:tc>
-          <w:tcPr>
-            <w:tcW w:w="3977" w:type="dxa"/>
+            <w:tcW w:type="dxa" w:w="2402"/>
+          </w:tcPr>
+          <w:p>
+            <w:pPr>
+              <w:pStyle w:val="Compact"/>
+              <w:spacing w:after="40" w:before="20"/>
+            </w:pPr>
+          </w:p>
+        </w:tc>
+        <w:tc>
+          <w:tcPr>
+            <w:tcW w:type="dxa" w:w="4450"/>
           </w:tcPr>
           <w:p>
             <w:pPr>
@@ -4861,7 +4859,7 @@
         </w:tc>
         <w:tc>
           <w:tcPr>
-            <w:tcW w:w="2749" w:type="dxa"/>
+            <w:tcW w:type="dxa" w:w="2748"/>
           </w:tcPr>
           <w:p>
             <w:pPr>
@@ -4878,18 +4876,18 @@
       <w:tr>
         <w:tc>
           <w:tcPr>
-            <w:tcW w:w="2873" w:type="dxa"/>
-          </w:tcPr>
-          <w:p>
-            <w:pPr>
-              <w:pStyle w:val="Compact"/>
-              <w:spacing w:after="40" w:before="20"/>
-            </w:pPr>
-          </w:p>
-        </w:tc>
-        <w:tc>
-          <w:tcPr>
-            <w:tcW w:w="3977" w:type="dxa"/>
+            <w:tcW w:type="dxa" w:w="2402"/>
+          </w:tcPr>
+          <w:p>
+            <w:pPr>
+              <w:pStyle w:val="Compact"/>
+              <w:spacing w:after="40" w:before="20"/>
+            </w:pPr>
+          </w:p>
+        </w:tc>
+        <w:tc>
+          <w:tcPr>
+            <w:tcW w:type="dxa" w:w="4450"/>
           </w:tcPr>
           <w:p>
             <w:pPr>
@@ -4904,7 +4902,7 @@
         </w:tc>
         <w:tc>
           <w:tcPr>
-            <w:tcW w:w="2749" w:type="dxa"/>
+            <w:tcW w:type="dxa" w:w="2748"/>
           </w:tcPr>
           <w:p>
             <w:pPr>
@@ -4921,18 +4919,18 @@
       <w:tr>
         <w:tc>
           <w:tcPr>
-            <w:tcW w:w="2873" w:type="dxa"/>
-          </w:tcPr>
-          <w:p>
-            <w:pPr>
-              <w:pStyle w:val="Compact"/>
-              <w:spacing w:after="40" w:before="20"/>
-            </w:pPr>
-          </w:p>
-        </w:tc>
-        <w:tc>
-          <w:tcPr>
-            <w:tcW w:w="3977" w:type="dxa"/>
+            <w:tcW w:type="dxa" w:w="2402"/>
+          </w:tcPr>
+          <w:p>
+            <w:pPr>
+              <w:pStyle w:val="Compact"/>
+              <w:spacing w:after="40" w:before="20"/>
+            </w:pPr>
+          </w:p>
+        </w:tc>
+        <w:tc>
+          <w:tcPr>
+            <w:tcW w:type="dxa" w:w="4450"/>
           </w:tcPr>
           <w:p>
             <w:pPr>
@@ -4947,7 +4945,7 @@
         </w:tc>
         <w:tc>
           <w:tcPr>
-            <w:tcW w:w="2749" w:type="dxa"/>
+            <w:tcW w:type="dxa" w:w="2748"/>
           </w:tcPr>
           <w:p>
             <w:pPr>
@@ -4964,7 +4962,7 @@
       <w:tr>
         <w:tc>
           <w:tcPr>
-            <w:tcW w:w="2873" w:type="dxa"/>
+            <w:tcW w:type="dxa" w:w="2402"/>
           </w:tcPr>
           <w:p>
             <w:pPr>
@@ -4979,7 +4977,7 @@
         </w:tc>
         <w:tc>
           <w:tcPr>
-            <w:tcW w:w="3977" w:type="dxa"/>
+            <w:tcW w:type="dxa" w:w="4450"/>
           </w:tcPr>
           <w:p>
             <w:pPr>
@@ -4994,7 +4992,7 @@
         </w:tc>
         <w:tc>
           <w:tcPr>
-            <w:tcW w:w="2749" w:type="dxa"/>
+            <w:tcW w:type="dxa" w:w="2748"/>
           </w:tcPr>
           <w:p>
             <w:pPr>
@@ -5011,7 +5009,7 @@
       <w:tr>
         <w:tc>
           <w:tcPr>
-            <w:tcW w:w="2873" w:type="dxa"/>
+            <w:tcW w:type="dxa" w:w="2402"/>
           </w:tcPr>
           <w:p>
             <w:pPr>
@@ -5026,7 +5024,7 @@
         </w:tc>
         <w:tc>
           <w:tcPr>
-            <w:tcW w:w="3977" w:type="dxa"/>
+            <w:tcW w:type="dxa" w:w="4450"/>
           </w:tcPr>
           <w:p>
             <w:pPr>
@@ -5041,7 +5039,7 @@
         </w:tc>
         <w:tc>
           <w:tcPr>
-            <w:tcW w:w="2749" w:type="dxa"/>
+            <w:tcW w:type="dxa" w:w="2748"/>
           </w:tcPr>
           <w:p>
             <w:pPr>
@@ -5109,18 +5107,17 @@
         <w:jc w:val="start"/>
       </w:tblPr>
       <w:tblGrid>
-        <w:gridCol w:w="1231"/>
-        <w:gridCol w:w="1972"/>
-        <w:gridCol w:w="6396"/>
+        <w:gridCol w:w="1188"/>
+        <w:gridCol w:w="1325"/>
+        <w:gridCol w:w="7087"/>
       </w:tblGrid>
       <w:tr>
         <w:trPr>
           <w:tblHeader w:val="true"/>
-          <w:tblHeader/>
         </w:trPr>
         <w:tc>
           <w:tcPr>
-            <w:tcW w:w="1231" w:type="dxa"/>
+            <w:tcW w:type="dxa" w:w="1188"/>
             <w:shd w:val="clear" w:color="auto" w:fill="123A5C"/>
           </w:tcPr>
           <w:p>
@@ -5140,7 +5137,7 @@
         </w:tc>
         <w:tc>
           <w:tcPr>
-            <w:tcW w:w="1972" w:type="dxa"/>
+            <w:tcW w:type="dxa" w:w="1325"/>
             <w:shd w:val="clear" w:color="auto" w:fill="123A5C"/>
           </w:tcPr>
           <w:p>
@@ -5160,7 +5157,7 @@
         </w:tc>
         <w:tc>
           <w:tcPr>
-            <w:tcW w:w="6396" w:type="dxa"/>
+            <w:tcW w:type="dxa" w:w="7087"/>
             <w:shd w:val="clear" w:color="auto" w:fill="123A5C"/>
           </w:tcPr>
           <w:p>
@@ -5182,7 +5179,7 @@
       <w:tr>
         <w:tc>
           <w:tcPr>
-            <w:tcW w:w="1231" w:type="dxa"/>
+            <w:tcW w:type="dxa" w:w="1188"/>
           </w:tcPr>
           <w:p>
             <w:pPr>
@@ -5197,7 +5194,7 @@
         </w:tc>
         <w:tc>
           <w:tcPr>
-            <w:tcW w:w="1972" w:type="dxa"/>
+            <w:tcW w:type="dxa" w:w="1325"/>
           </w:tcPr>
           <w:p>
             <w:pPr>
@@ -5212,7 +5209,7 @@
         </w:tc>
         <w:tc>
           <w:tcPr>
-            <w:tcW w:w="6396" w:type="dxa"/>
+            <w:tcW w:type="dxa" w:w="7087"/>
           </w:tcPr>
           <w:p>
             <w:pPr>
@@ -5229,7 +5226,7 @@
       <w:tr>
         <w:tc>
           <w:tcPr>
-            <w:tcW w:w="1231" w:type="dxa"/>
+            <w:tcW w:type="dxa" w:w="1188"/>
           </w:tcPr>
           <w:p>
             <w:pPr>
@@ -5244,7 +5241,7 @@
         </w:tc>
         <w:tc>
           <w:tcPr>
-            <w:tcW w:w="1972" w:type="dxa"/>
+            <w:tcW w:type="dxa" w:w="1325"/>
           </w:tcPr>
           <w:p>
             <w:pPr>
@@ -5259,7 +5256,7 @@
         </w:tc>
         <w:tc>
           <w:tcPr>
-            <w:tcW w:w="6396" w:type="dxa"/>
+            <w:tcW w:type="dxa" w:w="7087"/>
           </w:tcPr>
           <w:p>
             <w:pPr>
@@ -5276,7 +5273,7 @@
       <w:tr>
         <w:tc>
           <w:tcPr>
-            <w:tcW w:w="1231" w:type="dxa"/>
+            <w:tcW w:type="dxa" w:w="1188"/>
           </w:tcPr>
           <w:p>
             <w:pPr>
@@ -5291,7 +5288,7 @@
         </w:tc>
         <w:tc>
           <w:tcPr>
-            <w:tcW w:w="1972" w:type="dxa"/>
+            <w:tcW w:type="dxa" w:w="1325"/>
           </w:tcPr>
           <w:p>
             <w:pPr>
@@ -5306,7 +5303,7 @@
         </w:tc>
         <w:tc>
           <w:tcPr>
-            <w:tcW w:w="6396" w:type="dxa"/>
+            <w:tcW w:type="dxa" w:w="7087"/>
           </w:tcPr>
           <w:p>
             <w:pPr>
@@ -5323,7 +5320,7 @@
       <w:tr>
         <w:tc>
           <w:tcPr>
-            <w:tcW w:w="1231" w:type="dxa"/>
+            <w:tcW w:type="dxa" w:w="1188"/>
           </w:tcPr>
           <w:p>
             <w:pPr>
@@ -5338,7 +5335,7 @@
         </w:tc>
         <w:tc>
           <w:tcPr>
-            <w:tcW w:w="1972" w:type="dxa"/>
+            <w:tcW w:type="dxa" w:w="1325"/>
           </w:tcPr>
           <w:p>
             <w:pPr>
@@ -5353,7 +5350,7 @@
         </w:tc>
         <w:tc>
           <w:tcPr>
-            <w:tcW w:w="6396" w:type="dxa"/>
+            <w:tcW w:type="dxa" w:w="7087"/>
           </w:tcPr>
           <w:p>
             <w:pPr>
@@ -5370,7 +5367,7 @@
       <w:tr>
         <w:tc>
           <w:tcPr>
-            <w:tcW w:w="1231" w:type="dxa"/>
+            <w:tcW w:type="dxa" w:w="1188"/>
           </w:tcPr>
           <w:p>
             <w:pPr>
@@ -5385,7 +5382,7 @@
         </w:tc>
         <w:tc>
           <w:tcPr>
-            <w:tcW w:w="1972" w:type="dxa"/>
+            <w:tcW w:type="dxa" w:w="1325"/>
           </w:tcPr>
           <w:p>
             <w:pPr>
@@ -5400,7 +5397,7 @@
         </w:tc>
         <w:tc>
           <w:tcPr>
-            <w:tcW w:w="6396" w:type="dxa"/>
+            <w:tcW w:type="dxa" w:w="7087"/>
           </w:tcPr>
           <w:p>
             <w:pPr>
@@ -5417,7 +5414,7 @@
       <w:tr>
         <w:tc>
           <w:tcPr>
-            <w:tcW w:w="1231" w:type="dxa"/>
+            <w:tcW w:type="dxa" w:w="1188"/>
           </w:tcPr>
           <w:p>
             <w:pPr>
@@ -5432,7 +5429,7 @@
         </w:tc>
         <w:tc>
           <w:tcPr>
-            <w:tcW w:w="1972" w:type="dxa"/>
+            <w:tcW w:type="dxa" w:w="1325"/>
           </w:tcPr>
           <w:p>
             <w:pPr>
@@ -5447,7 +5444,7 @@
         </w:tc>
         <w:tc>
           <w:tcPr>
-            <w:tcW w:w="6396" w:type="dxa"/>
+            <w:tcW w:type="dxa" w:w="7087"/>
           </w:tcPr>
           <w:p>
             <w:pPr>
@@ -5464,7 +5461,7 @@
       <w:tr>
         <w:tc>
           <w:tcPr>
-            <w:tcW w:w="1231" w:type="dxa"/>
+            <w:tcW w:type="dxa" w:w="1188"/>
           </w:tcPr>
           <w:p>
             <w:pPr>
@@ -5479,7 +5476,7 @@
         </w:tc>
         <w:tc>
           <w:tcPr>
-            <w:tcW w:w="1972" w:type="dxa"/>
+            <w:tcW w:type="dxa" w:w="1325"/>
           </w:tcPr>
           <w:p>
             <w:pPr>
@@ -5494,7 +5491,7 @@
         </w:tc>
         <w:tc>
           <w:tcPr>
-            <w:tcW w:w="6396" w:type="dxa"/>
+            <w:tcW w:type="dxa" w:w="7087"/>
           </w:tcPr>
           <w:p>
             <w:pPr>
@@ -5511,7 +5508,7 @@
       <w:tr>
         <w:tc>
           <w:tcPr>
-            <w:tcW w:w="1231" w:type="dxa"/>
+            <w:tcW w:type="dxa" w:w="1188"/>
           </w:tcPr>
           <w:p>
             <w:pPr>
@@ -5526,7 +5523,7 @@
         </w:tc>
         <w:tc>
           <w:tcPr>
-            <w:tcW w:w="1972" w:type="dxa"/>
+            <w:tcW w:type="dxa" w:w="1325"/>
           </w:tcPr>
           <w:p>
             <w:pPr>
@@ -5541,7 +5538,7 @@
         </w:tc>
         <w:tc>
           <w:tcPr>
-            <w:tcW w:w="6396" w:type="dxa"/>
+            <w:tcW w:type="dxa" w:w="7087"/>
           </w:tcPr>
           <w:p>
             <w:pPr>
@@ -5558,7 +5555,7 @@
       <w:tr>
         <w:tc>
           <w:tcPr>
-            <w:tcW w:w="1231" w:type="dxa"/>
+            <w:tcW w:type="dxa" w:w="1188"/>
           </w:tcPr>
           <w:p>
             <w:pPr>
@@ -5573,7 +5570,7 @@
         </w:tc>
         <w:tc>
           <w:tcPr>
-            <w:tcW w:w="1972" w:type="dxa"/>
+            <w:tcW w:type="dxa" w:w="1325"/>
           </w:tcPr>
           <w:p>
             <w:pPr>
@@ -5588,7 +5585,7 @@
         </w:tc>
         <w:tc>
           <w:tcPr>
-            <w:tcW w:w="6396" w:type="dxa"/>
+            <w:tcW w:type="dxa" w:w="7087"/>
           </w:tcPr>
           <w:p>
             <w:pPr>
@@ -5764,7 +5761,7 @@
         <w:t xml:space="preserve"> </w:t>
       </w:r>
       <w:r>
-        <w:t xml:space="preserve">Utilisez le calculateur CVSS v4.0 de FIRST et saisissez le score dans la feuille Analyse; conservez la chaîne du vecteur à côté.</w:t>
+        <w:t xml:space="preserve">Utilisez le calculateur CVSS v4.0 du NVD (nvd.nist.gov/vuln-metrics/cvss/v4-calculator) ou celui de FIRST, puis saisissez le score dans la colonne G de la feuille Analyse et la chaîne complète du vecteur à côté, dans la colonne H; la colonne de contrôles signale un vecteur manquant ou mal formé.</w:t>
       </w:r>
     </w:p>
     <w:p>
@@ -6363,7 +6360,23 @@
         <w:t xml:space="preserve"> </w:t>
       </w:r>
       <w:r>
-        <w:t xml:space="preserve">: une réduction de 80 % de la probabilité et une réduction de 80 % de l’impact éliminent 64 % du risque. Un ensemble de mesures qui ne réduit que la probabilité, ou que l’impact, n’atténue rien selon cette convention. Pour ramener un scénario de risque sous la tolérance, il faut P × Q ≥ 1 − appétence ÷ dommage moyen.</w:t>
+        <w:t xml:space="preserve">: une réduction de 80 % de la probabilité et une réduction de 80 % de l’impact éliminent 64 % du risque. Un ensemble de mesures qui ne réduit que la probabilité, ou que l’impact, n’atténue rien selon cette convention. Pour que le risque résiduel ne dépasse pas le risque toléré (ratio ≤ 1,0), il faut P × Q ≥ 1 − appétence ÷ dommage moyen; pour le ramener</w:t>
+      </w:r>
+      <w:r>
+        <w:t xml:space="preserve"> </w:t>
+      </w:r>
+      <w:r>
+        <w:rPr>
+          <w:bCs/>
+          <w:b/>
+        </w:rPr>
+        <w:t xml:space="preserve">sous la tolérance</w:t>
+      </w:r>
+      <w:r>
+        <w:t xml:space="preserve"> </w:t>
+      </w:r>
+      <w:r>
+        <w:t xml:space="preserve">(ratio &lt; 0,90), il faut P × Q &gt; 1 − 0,90 × appétence ÷ dommage moyen.</w:t>
       </w:r>
     </w:p>
     <w:bookmarkEnd w:id="53"/>
@@ -6418,7 +6431,7 @@
         <w:pStyle w:val="FirstParagraph"/>
       </w:pPr>
       <w:r>
-        <w:t xml:space="preserve">Vérification : 1 − 0,30 ÷ 0,70 = 0,571; P × Q = 0,60 ≥ 0,571, de sorte que le risque résiduel se situe tout juste à l’intérieur de la plage « approximativement à la tolérance ».</w:t>
+        <w:t xml:space="preserve">Vérification : 1 − 0,30 ÷ 0,70 = 0,571 et 1 − 0,90 × 0,30 ÷ 0,70 = 0,614; P × Q = 0,60 se situe entre les deux, de sorte que le risque résiduel ne dépasse pas le toléré sans passer sous la bande de 0,90 : approximativement à la tolérance.</w:t>
       </w:r>
     </w:p>
     <w:bookmarkEnd w:id="54"/>
@@ -6661,36 +6674,7 @@
         <w:t xml:space="preserve"> </w:t>
       </w:r>
       <w:r>
-        <w:t xml:space="preserve">Sélectionnez les contrôles dans la feuille M.</w:t>
-      </w:r>
-      <w:r>
-        <w:t xml:space="preserve"> </w:t>
-      </w:r>
-      <w:r>
-        <w:rPr>
-          <w:bCs/>
-          <w:b/>
-        </w:rPr>
-        <w:t xml:space="preserve">Avertissement :</w:t>
-      </w:r>
-      <w:r>
-        <w:t xml:space="preserve"> </w:t>
-      </w:r>
-      <w:r>
-        <w:t xml:space="preserve">le modèle additionne les coefficients des contrôles (0,06 chacun par défaut), de sorte qu’une vingtaine de contrôles dépassent 1 et que le risque résiduel</w:t>
-      </w:r>
-      <w:r>
-        <w:t xml:space="preserve"> </w:t>
-      </w:r>
-      <w:r>
-        <w:rPr>
-          <w:iCs/>
-          <w:i/>
-        </w:rPr>
-        <w:t xml:space="preserve">augmente</w:t>
-      </w:r>
-      <w:r>
-        <w:t xml:space="preserve">. Maintenez chaque réduction entre 0 et 1.</w:t>
+        <w:t xml:space="preserve">Sélectionnez les contrôles dans la feuille M (1 dans la colonne A). La feuille combine les coefficients retenus selon la règle du produit, réduction du bouquet = 1 − ∏(1 − rᵢ), séparément pour l’impact et la probabilité, de sorte qu’un bouquet ne dépasse jamais 1; un avertissement s’affiche si un coefficient est hors de 0 à 1. Les coefficients par défaut sont génériques : privilégiez quelques contrôles justifiés, ou une estimation globale dans une ligne « Other / autre ».</w:t>
       </w:r>
     </w:p>
     <w:p>
@@ -6825,21 +6809,20 @@
         <w:jc w:val="start"/>
       </w:tblPr>
       <w:tblGrid>
-        <w:gridCol w:w="2287"/>
-        <w:gridCol w:w="1070"/>
-        <w:gridCol w:w="1070"/>
-        <w:gridCol w:w="1070"/>
-        <w:gridCol w:w="1070"/>
-        <w:gridCol w:w="3029"/>
+        <w:gridCol w:w="2176"/>
+        <w:gridCol w:w="988"/>
+        <w:gridCol w:w="988"/>
+        <w:gridCol w:w="1235"/>
+        <w:gridCol w:w="988"/>
+        <w:gridCol w:w="3225"/>
       </w:tblGrid>
       <w:tr>
         <w:trPr>
           <w:tblHeader w:val="true"/>
-          <w:tblHeader/>
         </w:trPr>
         <w:tc>
           <w:tcPr>
-            <w:tcW w:w="2287" w:type="dxa"/>
+            <w:tcW w:type="dxa" w:w="2176"/>
             <w:shd w:val="clear" w:color="auto" w:fill="123A5C"/>
           </w:tcPr>
           <w:p>
@@ -6859,7 +6842,7 @@
         </w:tc>
         <w:tc>
           <w:tcPr>
-            <w:tcW w:w="1070" w:type="dxa"/>
+            <w:tcW w:type="dxa" w:w="988"/>
             <w:shd w:val="clear" w:color="auto" w:fill="123A5C"/>
           </w:tcPr>
           <w:p>
@@ -6879,7 +6862,7 @@
         </w:tc>
         <w:tc>
           <w:tcPr>
-            <w:tcW w:w="1070" w:type="dxa"/>
+            <w:tcW w:type="dxa" w:w="988"/>
             <w:shd w:val="clear" w:color="auto" w:fill="123A5C"/>
           </w:tcPr>
           <w:p>
@@ -6899,7 +6882,7 @@
         </w:tc>
         <w:tc>
           <w:tcPr>
-            <w:tcW w:w="1070" w:type="dxa"/>
+            <w:tcW w:type="dxa" w:w="1235"/>
             <w:shd w:val="clear" w:color="auto" w:fill="123A5C"/>
           </w:tcPr>
           <w:p>
@@ -6919,7 +6902,7 @@
         </w:tc>
         <w:tc>
           <w:tcPr>
-            <w:tcW w:w="1070" w:type="dxa"/>
+            <w:tcW w:type="dxa" w:w="988"/>
             <w:shd w:val="clear" w:color="auto" w:fill="123A5C"/>
           </w:tcPr>
           <w:p>
@@ -6939,7 +6922,7 @@
         </w:tc>
         <w:tc>
           <w:tcPr>
-            <w:tcW w:w="3029" w:type="dxa"/>
+            <w:tcW w:type="dxa" w:w="3225"/>
             <w:shd w:val="clear" w:color="auto" w:fill="123A5C"/>
           </w:tcPr>
           <w:p>
@@ -6961,7 +6944,7 @@
       <w:tr>
         <w:tc>
           <w:tcPr>
-            <w:tcW w:w="2287" w:type="dxa"/>
+            <w:tcW w:type="dxa" w:w="2176"/>
           </w:tcPr>
           <w:p>
             <w:pPr>
@@ -6976,7 +6959,7 @@
         </w:tc>
         <w:tc>
           <w:tcPr>
-            <w:tcW w:w="1070" w:type="dxa"/>
+            <w:tcW w:type="dxa" w:w="988"/>
           </w:tcPr>
           <w:p>
             <w:pPr>
@@ -6991,7 +6974,7 @@
         </w:tc>
         <w:tc>
           <w:tcPr>
-            <w:tcW w:w="1070" w:type="dxa"/>
+            <w:tcW w:type="dxa" w:w="988"/>
           </w:tcPr>
           <w:p>
             <w:pPr>
@@ -7006,7 +6989,7 @@
         </w:tc>
         <w:tc>
           <w:tcPr>
-            <w:tcW w:w="1070" w:type="dxa"/>
+            <w:tcW w:type="dxa" w:w="1235"/>
           </w:tcPr>
           <w:p>
             <w:pPr>
@@ -7021,7 +7004,7 @@
         </w:tc>
         <w:tc>
           <w:tcPr>
-            <w:tcW w:w="1070" w:type="dxa"/>
+            <w:tcW w:type="dxa" w:w="988"/>
           </w:tcPr>
           <w:p>
             <w:pPr>
@@ -7036,7 +7019,7 @@
         </w:tc>
         <w:tc>
           <w:tcPr>
-            <w:tcW w:w="3029" w:type="dxa"/>
+            <w:tcW w:type="dxa" w:w="3225"/>
           </w:tcPr>
           <w:p>
             <w:pPr>
@@ -7053,7 +7036,7 @@
       <w:tr>
         <w:tc>
           <w:tcPr>
-            <w:tcW w:w="2287" w:type="dxa"/>
+            <w:tcW w:type="dxa" w:w="2176"/>
           </w:tcPr>
           <w:p>
             <w:pPr>
@@ -7068,7 +7051,7 @@
         </w:tc>
         <w:tc>
           <w:tcPr>
-            <w:tcW w:w="1070" w:type="dxa"/>
+            <w:tcW w:type="dxa" w:w="988"/>
           </w:tcPr>
           <w:p>
             <w:pPr>
@@ -7083,7 +7066,7 @@
         </w:tc>
         <w:tc>
           <w:tcPr>
-            <w:tcW w:w="1070" w:type="dxa"/>
+            <w:tcW w:type="dxa" w:w="988"/>
           </w:tcPr>
           <w:p>
             <w:pPr>
@@ -7098,7 +7081,7 @@
         </w:tc>
         <w:tc>
           <w:tcPr>
-            <w:tcW w:w="1070" w:type="dxa"/>
+            <w:tcW w:type="dxa" w:w="1235"/>
           </w:tcPr>
           <w:p>
             <w:pPr>
@@ -7113,7 +7096,7 @@
         </w:tc>
         <w:tc>
           <w:tcPr>
-            <w:tcW w:w="1070" w:type="dxa"/>
+            <w:tcW w:type="dxa" w:w="988"/>
           </w:tcPr>
           <w:p>
             <w:pPr>
@@ -7128,7 +7111,7 @@
         </w:tc>
         <w:tc>
           <w:tcPr>
-            <w:tcW w:w="3029" w:type="dxa"/>
+            <w:tcW w:type="dxa" w:w="3225"/>
           </w:tcPr>
           <w:p>
             <w:pPr>
@@ -7145,7 +7128,7 @@
       <w:tr>
         <w:tc>
           <w:tcPr>
-            <w:tcW w:w="2287" w:type="dxa"/>
+            <w:tcW w:type="dxa" w:w="2176"/>
           </w:tcPr>
           <w:p>
             <w:pPr>
@@ -7160,7 +7143,7 @@
         </w:tc>
         <w:tc>
           <w:tcPr>
-            <w:tcW w:w="1070" w:type="dxa"/>
+            <w:tcW w:type="dxa" w:w="988"/>
           </w:tcPr>
           <w:p>
             <w:pPr>
@@ -7175,7 +7158,7 @@
         </w:tc>
         <w:tc>
           <w:tcPr>
-            <w:tcW w:w="1070" w:type="dxa"/>
+            <w:tcW w:type="dxa" w:w="988"/>
           </w:tcPr>
           <w:p>
             <w:pPr>
@@ -7190,7 +7173,7 @@
         </w:tc>
         <w:tc>
           <w:tcPr>
-            <w:tcW w:w="1070" w:type="dxa"/>
+            <w:tcW w:type="dxa" w:w="1235"/>
           </w:tcPr>
           <w:p>
             <w:pPr>
@@ -7205,7 +7188,7 @@
         </w:tc>
         <w:tc>
           <w:tcPr>
-            <w:tcW w:w="1070" w:type="dxa"/>
+            <w:tcW w:type="dxa" w:w="988"/>
           </w:tcPr>
           <w:p>
             <w:pPr>
@@ -7220,7 +7203,7 @@
         </w:tc>
         <w:tc>
           <w:tcPr>
-            <w:tcW w:w="3029" w:type="dxa"/>
+            <w:tcW w:type="dxa" w:w="3225"/>
           </w:tcPr>
           <w:p>
             <w:pPr>
@@ -7497,24 +7480,23 @@
         <w:jc w:val="start"/>
       </w:tblPr>
       <w:tblGrid>
-        <w:gridCol w:w="954"/>
-        <w:gridCol w:w="830"/>
-        <w:gridCol w:w="390"/>
-        <w:gridCol w:w="649"/>
-        <w:gridCol w:w="1880"/>
-        <w:gridCol w:w="1565"/>
-        <w:gridCol w:w="725"/>
-        <w:gridCol w:w="1565"/>
-        <w:gridCol w:w="1040"/>
+        <w:gridCol w:w="3177"/>
+        <w:gridCol w:w="439"/>
+        <w:gridCol w:w="1075"/>
+        <w:gridCol w:w="1913"/>
+        <w:gridCol w:w="1048"/>
+        <w:gridCol w:w="608"/>
+        <w:gridCol w:w="325"/>
+        <w:gridCol w:w="608"/>
+        <w:gridCol w:w="407"/>
       </w:tblGrid>
       <w:tr>
         <w:trPr>
           <w:tblHeader w:val="true"/>
-          <w:tblHeader/>
         </w:trPr>
         <w:tc>
           <w:tcPr>
-            <w:tcW w:w="954" w:type="dxa"/>
+            <w:tcW w:type="dxa" w:w="3177"/>
             <w:shd w:val="clear" w:color="auto" w:fill="123A5C"/>
           </w:tcPr>
           <w:p>
@@ -7534,7 +7516,7 @@
         </w:tc>
         <w:tc>
           <w:tcPr>
-            <w:tcW w:w="830" w:type="dxa"/>
+            <w:tcW w:type="dxa" w:w="439"/>
             <w:shd w:val="clear" w:color="auto" w:fill="123A5C"/>
           </w:tcPr>
           <w:p>
@@ -7554,7 +7536,7 @@
         </w:tc>
         <w:tc>
           <w:tcPr>
-            <w:tcW w:w="390" w:type="dxa"/>
+            <w:tcW w:type="dxa" w:w="1075"/>
             <w:shd w:val="clear" w:color="auto" w:fill="123A5C"/>
           </w:tcPr>
           <w:p>
@@ -7574,7 +7556,7 @@
         </w:tc>
         <w:tc>
           <w:tcPr>
-            <w:tcW w:w="649" w:type="dxa"/>
+            <w:tcW w:type="dxa" w:w="1913"/>
             <w:shd w:val="clear" w:color="auto" w:fill="123A5C"/>
           </w:tcPr>
           <w:p>
@@ -7594,7 +7576,7 @@
         </w:tc>
         <w:tc>
           <w:tcPr>
-            <w:tcW w:w="1880" w:type="dxa"/>
+            <w:tcW w:type="dxa" w:w="1048"/>
             <w:shd w:val="clear" w:color="auto" w:fill="123A5C"/>
           </w:tcPr>
           <w:p>
@@ -7614,7 +7596,7 @@
         </w:tc>
         <w:tc>
           <w:tcPr>
-            <w:tcW w:w="1565" w:type="dxa"/>
+            <w:tcW w:type="dxa" w:w="608"/>
             <w:shd w:val="clear" w:color="auto" w:fill="123A5C"/>
           </w:tcPr>
           <w:p>
@@ -7634,7 +7616,7 @@
         </w:tc>
         <w:tc>
           <w:tcPr>
-            <w:tcW w:w="725" w:type="dxa"/>
+            <w:tcW w:type="dxa" w:w="325"/>
             <w:shd w:val="clear" w:color="auto" w:fill="123A5C"/>
           </w:tcPr>
           <w:p>
@@ -7654,7 +7636,7 @@
         </w:tc>
         <w:tc>
           <w:tcPr>
-            <w:tcW w:w="1565" w:type="dxa"/>
+            <w:tcW w:type="dxa" w:w="608"/>
             <w:shd w:val="clear" w:color="auto" w:fill="123A5C"/>
           </w:tcPr>
           <w:p>
@@ -7674,7 +7656,7 @@
         </w:tc>
         <w:tc>
           <w:tcPr>
-            <w:tcW w:w="1040" w:type="dxa"/>
+            <w:tcW w:type="dxa" w:w="407"/>
             <w:shd w:val="clear" w:color="auto" w:fill="123A5C"/>
           </w:tcPr>
           <w:p>
@@ -7696,7 +7678,7 @@
       <w:tr>
         <w:tc>
           <w:tcPr>
-            <w:tcW w:w="954" w:type="dxa"/>
+            <w:tcW w:type="dxa" w:w="3177"/>
           </w:tcPr>
           <w:p>
             <w:pPr>
@@ -7711,7 +7693,7 @@
         </w:tc>
         <w:tc>
           <w:tcPr>
-            <w:tcW w:w="830" w:type="dxa"/>
+            <w:tcW w:type="dxa" w:w="439"/>
           </w:tcPr>
           <w:p>
             <w:pPr>
@@ -7726,7 +7708,7 @@
         </w:tc>
         <w:tc>
           <w:tcPr>
-            <w:tcW w:w="390" w:type="dxa"/>
+            <w:tcW w:type="dxa" w:w="1075"/>
           </w:tcPr>
           <w:p>
             <w:pPr>
@@ -7741,7 +7723,7 @@
         </w:tc>
         <w:tc>
           <w:tcPr>
-            <w:tcW w:w="649" w:type="dxa"/>
+            <w:tcW w:type="dxa" w:w="1913"/>
           </w:tcPr>
           <w:p>
             <w:pPr>
@@ -7756,7 +7738,7 @@
         </w:tc>
         <w:tc>
           <w:tcPr>
-            <w:tcW w:w="1880" w:type="dxa"/>
+            <w:tcW w:type="dxa" w:w="1048"/>
           </w:tcPr>
           <w:p>
             <w:pPr>
@@ -7771,7 +7753,7 @@
         </w:tc>
         <w:tc>
           <w:tcPr>
-            <w:tcW w:w="1565" w:type="dxa"/>
+            <w:tcW w:type="dxa" w:w="608"/>
           </w:tcPr>
           <w:p>
             <w:pPr>
@@ -7786,7 +7768,7 @@
         </w:tc>
         <w:tc>
           <w:tcPr>
-            <w:tcW w:w="725" w:type="dxa"/>
+            <w:tcW w:type="dxa" w:w="325"/>
           </w:tcPr>
           <w:p>
             <w:pPr>
@@ -7801,7 +7783,7 @@
         </w:tc>
         <w:tc>
           <w:tcPr>
-            <w:tcW w:w="1565" w:type="dxa"/>
+            <w:tcW w:type="dxa" w:w="608"/>
           </w:tcPr>
           <w:p>
             <w:pPr>
@@ -7816,7 +7798,7 @@
         </w:tc>
         <w:tc>
           <w:tcPr>
-            <w:tcW w:w="1040" w:type="dxa"/>
+            <w:tcW w:type="dxa" w:w="407"/>
           </w:tcPr>
           <w:p>
             <w:pPr>
@@ -7833,7 +7815,7 @@
       <w:tr>
         <w:tc>
           <w:tcPr>
-            <w:tcW w:w="954" w:type="dxa"/>
+            <w:tcW w:type="dxa" w:w="3177"/>
           </w:tcPr>
           <w:p>
             <w:pPr>
@@ -7848,7 +7830,7 @@
         </w:tc>
         <w:tc>
           <w:tcPr>
-            <w:tcW w:w="830" w:type="dxa"/>
+            <w:tcW w:type="dxa" w:w="439"/>
           </w:tcPr>
           <w:p>
             <w:pPr>
@@ -7863,7 +7845,7 @@
         </w:tc>
         <w:tc>
           <w:tcPr>
-            <w:tcW w:w="390" w:type="dxa"/>
+            <w:tcW w:type="dxa" w:w="1075"/>
           </w:tcPr>
           <w:p>
             <w:pPr>
@@ -7878,7 +7860,7 @@
         </w:tc>
         <w:tc>
           <w:tcPr>
-            <w:tcW w:w="649" w:type="dxa"/>
+            <w:tcW w:type="dxa" w:w="1913"/>
           </w:tcPr>
           <w:p>
             <w:pPr>
@@ -7893,7 +7875,7 @@
         </w:tc>
         <w:tc>
           <w:tcPr>
-            <w:tcW w:w="1880" w:type="dxa"/>
+            <w:tcW w:type="dxa" w:w="1048"/>
           </w:tcPr>
           <w:p>
             <w:pPr>
@@ -7908,7 +7890,7 @@
         </w:tc>
         <w:tc>
           <w:tcPr>
-            <w:tcW w:w="1565" w:type="dxa"/>
+            <w:tcW w:type="dxa" w:w="608"/>
           </w:tcPr>
           <w:p>
             <w:pPr>
@@ -7923,7 +7905,7 @@
         </w:tc>
         <w:tc>
           <w:tcPr>
-            <w:tcW w:w="725" w:type="dxa"/>
+            <w:tcW w:type="dxa" w:w="325"/>
           </w:tcPr>
           <w:p>
             <w:pPr>
@@ -7938,7 +7920,7 @@
         </w:tc>
         <w:tc>
           <w:tcPr>
-            <w:tcW w:w="1565" w:type="dxa"/>
+            <w:tcW w:type="dxa" w:w="608"/>
           </w:tcPr>
           <w:p>
             <w:pPr>
@@ -7953,7 +7935,7 @@
         </w:tc>
         <w:tc>
           <w:tcPr>
-            <w:tcW w:w="1040" w:type="dxa"/>
+            <w:tcW w:type="dxa" w:w="407"/>
           </w:tcPr>
           <w:p>
             <w:pPr>
@@ -8358,7 +8340,7 @@
         <w:pStyle w:val="FirstParagraph"/>
       </w:pPr>
       <w:r>
-        <w:t xml:space="preserve">L’évaluation publiée de 30 scénarios a établi ce qui suit : après traitement, 12 scénarios au-dessus de la tolérance, 11 approximativement à la tolérance et 7 sous la tolérance; risque estimé total de 84 491 contre un risque résiduel de 41 104 (une réduction de 51 %); dépenses actuelles en cybersécurité d’environ 0,9 % du budget des TI, sous le plancher de 4 % de la ligne directrice budgétaire.</w:t>
+        <w:t xml:space="preserve">L’évaluation publiée de 30 scénarios a établi ce qui suit : après traitement, 12 scénarios au-dessus de la tolérance, 11 approximativement à la tolérance et 7 sous la tolérance; risque estimé total de 84 305 contre un risque résiduel de 41 023 (une réduction de 51 %); dépenses actuelles en cybersécurité d’environ 0,9 % du budget des TI, sous le plancher de 4 % de la ligne directrice budgétaire.</w:t>
       </w:r>
       <w:r>
         <w:t xml:space="preserve"> </w:t>
@@ -8552,7 +8534,7 @@
         <w:pStyle w:val="BodyText"/>
       </w:pPr>
       <w:r>
-        <w:t xml:space="preserve">10.2. Votre note indique « risque résiduel 41 104 » et votre classeur indique 41 140. Que devriez-vous faire?</w:t>
+        <w:t xml:space="preserve">10.2. Votre note indique « risque résiduel 41 023 » et votre classeur indique 41 032. Que devriez-vous faire?</w:t>
       </w:r>
     </w:p>
     <w:p>
@@ -9249,7 +9231,25 @@
         <w:rPr>
           <w:rStyle w:val="VerbatimChar"/>
         </w:rPr>
-        <w:t xml:space="preserve">Sous la tolérance exige  P × Q ≥ 1 − Appétence ÷ ((δe + δm) / 2)</w:t>
+        <w:t xml:space="preserve">Ratio ≤ 1,0 exige          P × Q ≥ 1 − Appétence ÷ ((δe + δm) / 2)</w:t>
+      </w:r>
+      <w:r>
+        <w:br/>
+      </w:r>
+      <w:r>
+        <w:rPr>
+          <w:rStyle w:val="VerbatimChar"/>
+        </w:rPr>
+        <w:t xml:space="preserve">Sous la tolérance (&lt; 0,90)  P × Q &gt; 1 − 0,90 × Appétence ÷ ((δe + δm) / 2)</w:t>
+      </w:r>
+      <w:r>
+        <w:br/>
+      </w:r>
+      <w:r>
+        <w:rPr>
+          <w:rStyle w:val="VerbatimChar"/>
+        </w:rPr>
+        <w:t xml:space="preserve">Plusieurs mesures, un levier  r = 1 − ∏(1 − rᵢ)</w:t>
       </w:r>
     </w:p>
     <w:p>
@@ -9334,20 +9334,19 @@
         <w:jc w:val="start"/>
       </w:tblPr>
       <w:tblGrid>
-        <w:gridCol w:w="1250"/>
-        <w:gridCol w:w="969"/>
-        <w:gridCol w:w="1928"/>
-        <w:gridCol w:w="1928"/>
-        <w:gridCol w:w="3523"/>
+        <w:gridCol w:w="1029"/>
+        <w:gridCol w:w="809"/>
+        <w:gridCol w:w="2046"/>
+        <w:gridCol w:w="1912"/>
+        <w:gridCol w:w="3804"/>
       </w:tblGrid>
       <w:tr>
         <w:trPr>
           <w:tblHeader w:val="true"/>
-          <w:tblHeader/>
         </w:trPr>
         <w:tc>
           <w:tcPr>
-            <w:tcW w:w="1250" w:type="dxa"/>
+            <w:tcW w:type="dxa" w:w="1029"/>
             <w:shd w:val="clear" w:color="auto" w:fill="123A5C"/>
           </w:tcPr>
           <w:p>
@@ -9367,7 +9366,7 @@
         </w:tc>
         <w:tc>
           <w:tcPr>
-            <w:tcW w:w="969" w:type="dxa"/>
+            <w:tcW w:type="dxa" w:w="809"/>
             <w:shd w:val="clear" w:color="auto" w:fill="123A5C"/>
           </w:tcPr>
           <w:p>
@@ -9387,7 +9386,7 @@
         </w:tc>
         <w:tc>
           <w:tcPr>
-            <w:tcW w:w="1928" w:type="dxa"/>
+            <w:tcW w:type="dxa" w:w="2046"/>
             <w:shd w:val="clear" w:color="auto" w:fill="123A5C"/>
           </w:tcPr>
           <w:p>
@@ -9407,7 +9406,7 @@
         </w:tc>
         <w:tc>
           <w:tcPr>
-            <w:tcW w:w="1928" w:type="dxa"/>
+            <w:tcW w:type="dxa" w:w="1912"/>
             <w:shd w:val="clear" w:color="auto" w:fill="123A5C"/>
           </w:tcPr>
           <w:p>
@@ -9427,7 +9426,7 @@
         </w:tc>
         <w:tc>
           <w:tcPr>
-            <w:tcW w:w="3523" w:type="dxa"/>
+            <w:tcW w:type="dxa" w:w="3804"/>
             <w:shd w:val="clear" w:color="auto" w:fill="123A5C"/>
           </w:tcPr>
           <w:p>
@@ -9449,7 +9448,7 @@
       <w:tr>
         <w:tc>
           <w:tcPr>
-            <w:tcW w:w="1250" w:type="dxa"/>
+            <w:tcW w:type="dxa" w:w="1029"/>
           </w:tcPr>
           <w:p>
             <w:pPr>
@@ -9464,7 +9463,7 @@
         </w:tc>
         <w:tc>
           <w:tcPr>
-            <w:tcW w:w="969" w:type="dxa"/>
+            <w:tcW w:type="dxa" w:w="809"/>
           </w:tcPr>
           <w:p>
             <w:pPr>
@@ -9479,7 +9478,7 @@
         </w:tc>
         <w:tc>
           <w:tcPr>
-            <w:tcW w:w="1928" w:type="dxa"/>
+            <w:tcW w:type="dxa" w:w="2046"/>
           </w:tcPr>
           <w:p>
             <w:pPr>
@@ -9494,7 +9493,7 @@
         </w:tc>
         <w:tc>
           <w:tcPr>
-            <w:tcW w:w="1928" w:type="dxa"/>
+            <w:tcW w:type="dxa" w:w="1912"/>
           </w:tcPr>
           <w:p>
             <w:pPr>
@@ -9509,7 +9508,7 @@
         </w:tc>
         <w:tc>
           <w:tcPr>
-            <w:tcW w:w="3523" w:type="dxa"/>
+            <w:tcW w:type="dxa" w:w="3804"/>
           </w:tcPr>
           <w:p>
             <w:pPr>
@@ -9526,7 +9525,7 @@
       <w:tr>
         <w:tc>
           <w:tcPr>
-            <w:tcW w:w="1250" w:type="dxa"/>
+            <w:tcW w:type="dxa" w:w="1029"/>
           </w:tcPr>
           <w:p>
             <w:pPr>
@@ -9541,7 +9540,7 @@
         </w:tc>
         <w:tc>
           <w:tcPr>
-            <w:tcW w:w="969" w:type="dxa"/>
+            <w:tcW w:type="dxa" w:w="809"/>
           </w:tcPr>
           <w:p>
             <w:pPr>
@@ -9556,7 +9555,7 @@
         </w:tc>
         <w:tc>
           <w:tcPr>
-            <w:tcW w:w="1928" w:type="dxa"/>
+            <w:tcW w:type="dxa" w:w="2046"/>
           </w:tcPr>
           <w:p>
             <w:pPr>
@@ -9571,7 +9570,7 @@
         </w:tc>
         <w:tc>
           <w:tcPr>
-            <w:tcW w:w="1928" w:type="dxa"/>
+            <w:tcW w:type="dxa" w:w="1912"/>
           </w:tcPr>
           <w:p>
             <w:pPr>
@@ -9586,7 +9585,7 @@
         </w:tc>
         <w:tc>
           <w:tcPr>
-            <w:tcW w:w="3523" w:type="dxa"/>
+            <w:tcW w:type="dxa" w:w="3804"/>
           </w:tcPr>
           <w:p>
             <w:pPr>
@@ -9603,7 +9602,7 @@
       <w:tr>
         <w:tc>
           <w:tcPr>
-            <w:tcW w:w="1250" w:type="dxa"/>
+            <w:tcW w:type="dxa" w:w="1029"/>
           </w:tcPr>
           <w:p>
             <w:pPr>
@@ -9618,7 +9617,7 @@
         </w:tc>
         <w:tc>
           <w:tcPr>
-            <w:tcW w:w="969" w:type="dxa"/>
+            <w:tcW w:type="dxa" w:w="809"/>
           </w:tcPr>
           <w:p>
             <w:pPr>
@@ -9633,7 +9632,7 @@
         </w:tc>
         <w:tc>
           <w:tcPr>
-            <w:tcW w:w="1928" w:type="dxa"/>
+            <w:tcW w:type="dxa" w:w="2046"/>
           </w:tcPr>
           <w:p>
             <w:pPr>
@@ -9648,7 +9647,7 @@
         </w:tc>
         <w:tc>
           <w:tcPr>
-            <w:tcW w:w="1928" w:type="dxa"/>
+            <w:tcW w:type="dxa" w:w="1912"/>
           </w:tcPr>
           <w:p>
             <w:pPr>
@@ -9663,7 +9662,7 @@
         </w:tc>
         <w:tc>
           <w:tcPr>
-            <w:tcW w:w="3523" w:type="dxa"/>
+            <w:tcW w:type="dxa" w:w="3804"/>
           </w:tcPr>
           <w:p>
             <w:pPr>
@@ -9680,7 +9679,7 @@
       <w:tr>
         <w:tc>
           <w:tcPr>
-            <w:tcW w:w="1250" w:type="dxa"/>
+            <w:tcW w:type="dxa" w:w="1029"/>
           </w:tcPr>
           <w:p>
             <w:pPr>
@@ -9695,7 +9694,7 @@
         </w:tc>
         <w:tc>
           <w:tcPr>
-            <w:tcW w:w="969" w:type="dxa"/>
+            <w:tcW w:type="dxa" w:w="809"/>
           </w:tcPr>
           <w:p>
             <w:pPr>
@@ -9710,7 +9709,7 @@
         </w:tc>
         <w:tc>
           <w:tcPr>
-            <w:tcW w:w="1928" w:type="dxa"/>
+            <w:tcW w:type="dxa" w:w="2046"/>
           </w:tcPr>
           <w:p>
             <w:pPr>
@@ -9725,7 +9724,7 @@
         </w:tc>
         <w:tc>
           <w:tcPr>
-            <w:tcW w:w="1928" w:type="dxa"/>
+            <w:tcW w:type="dxa" w:w="1912"/>
           </w:tcPr>
           <w:p>
             <w:pPr>
@@ -9740,7 +9739,7 @@
         </w:tc>
         <w:tc>
           <w:tcPr>
-            <w:tcW w:w="3523" w:type="dxa"/>
+            <w:tcW w:type="dxa" w:w="3804"/>
           </w:tcPr>
           <w:p>
             <w:pPr>
@@ -9757,7 +9756,7 @@
       <w:tr>
         <w:tc>
           <w:tcPr>
-            <w:tcW w:w="1250" w:type="dxa"/>
+            <w:tcW w:type="dxa" w:w="1029"/>
           </w:tcPr>
           <w:p>
             <w:pPr>
@@ -9772,7 +9771,7 @@
         </w:tc>
         <w:tc>
           <w:tcPr>
-            <w:tcW w:w="969" w:type="dxa"/>
+            <w:tcW w:type="dxa" w:w="809"/>
           </w:tcPr>
           <w:p>
             <w:pPr>
@@ -9787,7 +9786,7 @@
         </w:tc>
         <w:tc>
           <w:tcPr>
-            <w:tcW w:w="1928" w:type="dxa"/>
+            <w:tcW w:type="dxa" w:w="2046"/>
           </w:tcPr>
           <w:p>
             <w:pPr>
@@ -9802,7 +9801,7 @@
         </w:tc>
         <w:tc>
           <w:tcPr>
-            <w:tcW w:w="1928" w:type="dxa"/>
+            <w:tcW w:type="dxa" w:w="1912"/>
           </w:tcPr>
           <w:p>
             <w:pPr>
@@ -9817,7 +9816,7 @@
         </w:tc>
         <w:tc>
           <w:tcPr>
-            <w:tcW w:w="3523" w:type="dxa"/>
+            <w:tcW w:type="dxa" w:w="3804"/>
           </w:tcPr>
           <w:p>
             <w:pPr>
@@ -9834,7 +9833,7 @@
       <w:tr>
         <w:tc>
           <w:tcPr>
-            <w:tcW w:w="1250" w:type="dxa"/>
+            <w:tcW w:type="dxa" w:w="1029"/>
           </w:tcPr>
           <w:p>
             <w:pPr>
@@ -9849,7 +9848,7 @@
         </w:tc>
         <w:tc>
           <w:tcPr>
-            <w:tcW w:w="969" w:type="dxa"/>
+            <w:tcW w:type="dxa" w:w="809"/>
           </w:tcPr>
           <w:p>
             <w:pPr>
@@ -9864,7 +9863,7 @@
         </w:tc>
         <w:tc>
           <w:tcPr>
-            <w:tcW w:w="1928" w:type="dxa"/>
+            <w:tcW w:type="dxa" w:w="2046"/>
           </w:tcPr>
           <w:p>
             <w:pPr>
@@ -9879,7 +9878,7 @@
         </w:tc>
         <w:tc>
           <w:tcPr>
-            <w:tcW w:w="1928" w:type="dxa"/>
+            <w:tcW w:type="dxa" w:w="1912"/>
           </w:tcPr>
           <w:p>
             <w:pPr>
@@ -9894,7 +9893,7 @@
         </w:tc>
         <w:tc>
           <w:tcPr>
-            <w:tcW w:w="3523" w:type="dxa"/>
+            <w:tcW w:type="dxa" w:w="3804"/>
           </w:tcPr>
           <w:p>
             <w:pPr>
@@ -9911,7 +9910,7 @@
       <w:tr>
         <w:tc>
           <w:tcPr>
-            <w:tcW w:w="1250" w:type="dxa"/>
+            <w:tcW w:type="dxa" w:w="1029"/>
           </w:tcPr>
           <w:p>
             <w:pPr>
@@ -9926,7 +9925,7 @@
         </w:tc>
         <w:tc>
           <w:tcPr>
-            <w:tcW w:w="969" w:type="dxa"/>
+            <w:tcW w:type="dxa" w:w="809"/>
           </w:tcPr>
           <w:p>
             <w:pPr>
@@ -9941,7 +9940,7 @@
         </w:tc>
         <w:tc>
           <w:tcPr>
-            <w:tcW w:w="1928" w:type="dxa"/>
+            <w:tcW w:type="dxa" w:w="2046"/>
           </w:tcPr>
           <w:p>
             <w:pPr>
@@ -9956,7 +9955,7 @@
         </w:tc>
         <w:tc>
           <w:tcPr>
-            <w:tcW w:w="1928" w:type="dxa"/>
+            <w:tcW w:type="dxa" w:w="1912"/>
           </w:tcPr>
           <w:p>
             <w:pPr>
@@ -9971,7 +9970,7 @@
         </w:tc>
         <w:tc>
           <w:tcPr>
-            <w:tcW w:w="3523" w:type="dxa"/>
+            <w:tcW w:type="dxa" w:w="3804"/>
           </w:tcPr>
           <w:p>
             <w:pPr>
@@ -10013,17 +10012,16 @@
         <w:jc w:val="start"/>
       </w:tblPr>
       <w:tblGrid>
-        <w:gridCol w:w="8649"/>
-        <w:gridCol w:w="950"/>
+        <w:gridCol w:w="8450"/>
+        <w:gridCol w:w="1150"/>
       </w:tblGrid>
       <w:tr>
         <w:trPr>
           <w:tblHeader w:val="true"/>
-          <w:tblHeader/>
         </w:trPr>
         <w:tc>
           <w:tcPr>
-            <w:tcW w:w="8649" w:type="dxa"/>
+            <w:tcW w:type="dxa" w:w="8450"/>
             <w:shd w:val="clear" w:color="auto" w:fill="123A5C"/>
           </w:tcPr>
           <w:p>
@@ -10043,7 +10041,7 @@
         </w:tc>
         <w:tc>
           <w:tcPr>
-            <w:tcW w:w="950" w:type="dxa"/>
+            <w:tcW w:type="dxa" w:w="1150"/>
             <w:shd w:val="clear" w:color="auto" w:fill="123A5C"/>
           </w:tcPr>
           <w:p>
@@ -10065,7 +10063,7 @@
       <w:tr>
         <w:tc>
           <w:tcPr>
-            <w:tcW w:w="8649" w:type="dxa"/>
+            <w:tcW w:type="dxa" w:w="8450"/>
           </w:tcPr>
           <w:p>
             <w:pPr>
@@ -10080,7 +10078,7 @@
         </w:tc>
         <w:tc>
           <w:tcPr>
-            <w:tcW w:w="950" w:type="dxa"/>
+            <w:tcW w:type="dxa" w:w="1150"/>
           </w:tcPr>
           <w:p>
             <w:pPr>
@@ -10093,7 +10091,7 @@
       <w:tr>
         <w:tc>
           <w:tcPr>
-            <w:tcW w:w="8649" w:type="dxa"/>
+            <w:tcW w:type="dxa" w:w="8450"/>
           </w:tcPr>
           <w:p>
             <w:pPr>
@@ -10108,7 +10106,7 @@
         </w:tc>
         <w:tc>
           <w:tcPr>
-            <w:tcW w:w="950" w:type="dxa"/>
+            <w:tcW w:type="dxa" w:w="1150"/>
           </w:tcPr>
           <w:p>
             <w:pPr>
@@ -10121,7 +10119,7 @@
       <w:tr>
         <w:tc>
           <w:tcPr>
-            <w:tcW w:w="8649" w:type="dxa"/>
+            <w:tcW w:type="dxa" w:w="8450"/>
           </w:tcPr>
           <w:p>
             <w:pPr>
@@ -10136,7 +10134,7 @@
         </w:tc>
         <w:tc>
           <w:tcPr>
-            <w:tcW w:w="950" w:type="dxa"/>
+            <w:tcW w:type="dxa" w:w="1150"/>
           </w:tcPr>
           <w:p>
             <w:pPr>
@@ -10149,7 +10147,7 @@
       <w:tr>
         <w:tc>
           <w:tcPr>
-            <w:tcW w:w="8649" w:type="dxa"/>
+            <w:tcW w:type="dxa" w:w="8450"/>
           </w:tcPr>
           <w:p>
             <w:pPr>
@@ -10164,7 +10162,7 @@
         </w:tc>
         <w:tc>
           <w:tcPr>
-            <w:tcW w:w="950" w:type="dxa"/>
+            <w:tcW w:type="dxa" w:w="1150"/>
           </w:tcPr>
           <w:p>
             <w:pPr>
@@ -10177,7 +10175,7 @@
       <w:tr>
         <w:tc>
           <w:tcPr>
-            <w:tcW w:w="8649" w:type="dxa"/>
+            <w:tcW w:type="dxa" w:w="8450"/>
           </w:tcPr>
           <w:p>
             <w:pPr>
@@ -10192,7 +10190,7 @@
         </w:tc>
         <w:tc>
           <w:tcPr>
-            <w:tcW w:w="950" w:type="dxa"/>
+            <w:tcW w:type="dxa" w:w="1150"/>
           </w:tcPr>
           <w:p>
             <w:pPr>
@@ -10205,7 +10203,7 @@
       <w:tr>
         <w:tc>
           <w:tcPr>
-            <w:tcW w:w="8649" w:type="dxa"/>
+            <w:tcW w:type="dxa" w:w="8450"/>
           </w:tcPr>
           <w:p>
             <w:pPr>
@@ -10220,7 +10218,7 @@
         </w:tc>
         <w:tc>
           <w:tcPr>
-            <w:tcW w:w="950" w:type="dxa"/>
+            <w:tcW w:type="dxa" w:w="1150"/>
           </w:tcPr>
           <w:p>
             <w:pPr>
@@ -10233,7 +10231,7 @@
       <w:tr>
         <w:tc>
           <w:tcPr>
-            <w:tcW w:w="8649" w:type="dxa"/>
+            <w:tcW w:type="dxa" w:w="8450"/>
           </w:tcPr>
           <w:p>
             <w:pPr>
@@ -10248,7 +10246,7 @@
         </w:tc>
         <w:tc>
           <w:tcPr>
-            <w:tcW w:w="950" w:type="dxa"/>
+            <w:tcW w:type="dxa" w:w="1150"/>
           </w:tcPr>
           <w:p>
             <w:pPr>
@@ -10261,7 +10259,7 @@
       <w:tr>
         <w:tc>
           <w:tcPr>
-            <w:tcW w:w="8649" w:type="dxa"/>
+            <w:tcW w:type="dxa" w:w="8450"/>
           </w:tcPr>
           <w:p>
             <w:pPr>
@@ -10276,7 +10274,7 @@
         </w:tc>
         <w:tc>
           <w:tcPr>
-            <w:tcW w:w="950" w:type="dxa"/>
+            <w:tcW w:type="dxa" w:w="1150"/>
           </w:tcPr>
           <w:p>
             <w:pPr>
@@ -10289,7 +10287,7 @@
       <w:tr>
         <w:tc>
           <w:tcPr>
-            <w:tcW w:w="8649" w:type="dxa"/>
+            <w:tcW w:type="dxa" w:w="8450"/>
           </w:tcPr>
           <w:p>
             <w:pPr>
@@ -10304,7 +10302,7 @@
         </w:tc>
         <w:tc>
           <w:tcPr>
-            <w:tcW w:w="950" w:type="dxa"/>
+            <w:tcW w:type="dxa" w:w="1150"/>
           </w:tcPr>
           <w:p>
             <w:pPr>
@@ -10317,7 +10315,7 @@
       <w:tr>
         <w:tc>
           <w:tcPr>
-            <w:tcW w:w="8649" w:type="dxa"/>
+            <w:tcW w:type="dxa" w:w="8450"/>
           </w:tcPr>
           <w:p>
             <w:pPr>
@@ -10332,7 +10330,7 @@
         </w:tc>
         <w:tc>
           <w:tcPr>
-            <w:tcW w:w="950" w:type="dxa"/>
+            <w:tcW w:type="dxa" w:w="1150"/>
           </w:tcPr>
           <w:p>
             <w:pPr>
@@ -10345,7 +10343,7 @@
       <w:tr>
         <w:tc>
           <w:tcPr>
-            <w:tcW w:w="8649" w:type="dxa"/>
+            <w:tcW w:type="dxa" w:w="8450"/>
           </w:tcPr>
           <w:p>
             <w:pPr>
@@ -10360,7 +10358,7 @@
         </w:tc>
         <w:tc>
           <w:tcPr>
-            <w:tcW w:w="950" w:type="dxa"/>
+            <w:tcW w:type="dxa" w:w="1150"/>
           </w:tcPr>
           <w:p>
             <w:pPr>
@@ -10373,7 +10371,7 @@
       <w:tr>
         <w:tc>
           <w:tcPr>
-            <w:tcW w:w="8649" w:type="dxa"/>
+            <w:tcW w:type="dxa" w:w="8450"/>
           </w:tcPr>
           <w:p>
             <w:pPr>
@@ -10388,7 +10386,7 @@
         </w:tc>
         <w:tc>
           <w:tcPr>
-            <w:tcW w:w="950" w:type="dxa"/>
+            <w:tcW w:type="dxa" w:w="1150"/>
           </w:tcPr>
           <w:p>
             <w:pPr>
@@ -10401,7 +10399,7 @@
       <w:tr>
         <w:tc>
           <w:tcPr>
-            <w:tcW w:w="8649" w:type="dxa"/>
+            <w:tcW w:type="dxa" w:w="8450"/>
           </w:tcPr>
           <w:p>
             <w:pPr>
@@ -10416,7 +10414,7 @@
         </w:tc>
         <w:tc>
           <w:tcPr>
-            <w:tcW w:w="950" w:type="dxa"/>
+            <w:tcW w:type="dxa" w:w="1150"/>
           </w:tcPr>
           <w:p>
             <w:pPr>
@@ -11161,7 +11159,7 @@
     </w:p>
     <w:bookmarkEnd w:id="87"/>
     <w:sectPr>
-      <w:footerReference w:type="default" r:id="rId9"/>
+      <w:footerReference r:id="rId9" w:type="default"/>
       <w:pgMar w:bottom="1134" w:left="1247" w:right="1247" w:top="1134"/>
     </w:sectPr>
   </w:body>
@@ -12597,7 +12595,7 @@
       <w:color w:themeColor="accent1" w:themeShade="BF" w:val="365F91"/>
     </w:rPr>
   </w:style>
-  <w:style w:type="paragraph" w:customStyle="1" w:styleId="SourceCode">
+  <w:style w:customStyle="1" w:styleId="SourceCode" w:type="paragraph">
     <w:name w:val="Source Code"/>
     <w:basedOn w:val="Normal"/>
     <w:link w:val="VerbatimChar"/>
@@ -12605,7 +12603,7 @@
       <w:wordWrap w:val="off"/>
     </w:pPr>
   </w:style>
-  <w:style w:type="character" w:customStyle="1" w:styleId="KeywordTok">
+  <w:style w:customStyle="1" w:styleId="KeywordTok" w:type="character">
     <w:name w:val="KeywordTok"/>
     <w:basedOn w:val="VerbatimChar"/>
     <w:rPr>
@@ -12613,77 +12611,77 @@
       <w:b/>
     </w:rPr>
   </w:style>
-  <w:style w:type="character" w:customStyle="1" w:styleId="DataTypeTok">
+  <w:style w:customStyle="1" w:styleId="DataTypeTok" w:type="character">
     <w:name w:val="DataTypeTok"/>
     <w:basedOn w:val="VerbatimChar"/>
     <w:rPr>
       <w:color w:val="902000"/>
     </w:rPr>
   </w:style>
-  <w:style w:type="character" w:customStyle="1" w:styleId="DecValTok">
+  <w:style w:customStyle="1" w:styleId="DecValTok" w:type="character">
     <w:name w:val="DecValTok"/>
     <w:basedOn w:val="VerbatimChar"/>
     <w:rPr>
       <w:color w:val="40a070"/>
     </w:rPr>
   </w:style>
-  <w:style w:type="character" w:customStyle="1" w:styleId="BaseNTok">
+  <w:style w:customStyle="1" w:styleId="BaseNTok" w:type="character">
     <w:name w:val="BaseNTok"/>
     <w:basedOn w:val="VerbatimChar"/>
     <w:rPr>
       <w:color w:val="40a070"/>
     </w:rPr>
   </w:style>
-  <w:style w:type="character" w:customStyle="1" w:styleId="FloatTok">
+  <w:style w:customStyle="1" w:styleId="FloatTok" w:type="character">
     <w:name w:val="FloatTok"/>
     <w:basedOn w:val="VerbatimChar"/>
     <w:rPr>
       <w:color w:val="40a070"/>
     </w:rPr>
   </w:style>
-  <w:style w:type="character" w:customStyle="1" w:styleId="ConstantTok">
+  <w:style w:customStyle="1" w:styleId="ConstantTok" w:type="character">
     <w:name w:val="ConstantTok"/>
     <w:basedOn w:val="VerbatimChar"/>
     <w:rPr>
       <w:color w:val="880000"/>
     </w:rPr>
   </w:style>
-  <w:style w:type="character" w:customStyle="1" w:styleId="CharTok">
+  <w:style w:customStyle="1" w:styleId="CharTok" w:type="character">
     <w:name w:val="CharTok"/>
     <w:basedOn w:val="VerbatimChar"/>
     <w:rPr>
       <w:color w:val="4070a0"/>
     </w:rPr>
   </w:style>
-  <w:style w:type="character" w:customStyle="1" w:styleId="SpecialCharTok">
+  <w:style w:customStyle="1" w:styleId="SpecialCharTok" w:type="character">
     <w:name w:val="SpecialCharTok"/>
     <w:basedOn w:val="VerbatimChar"/>
     <w:rPr>
       <w:color w:val="4070a0"/>
     </w:rPr>
   </w:style>
-  <w:style w:type="character" w:customStyle="1" w:styleId="StringTok">
+  <w:style w:customStyle="1" w:styleId="StringTok" w:type="character">
     <w:name w:val="StringTok"/>
     <w:basedOn w:val="VerbatimChar"/>
     <w:rPr>
       <w:color w:val="4070a0"/>
     </w:rPr>
   </w:style>
-  <w:style w:type="character" w:customStyle="1" w:styleId="VerbatimStringTok">
+  <w:style w:customStyle="1" w:styleId="VerbatimStringTok" w:type="character">
     <w:name w:val="VerbatimStringTok"/>
     <w:basedOn w:val="VerbatimChar"/>
     <w:rPr>
       <w:color w:val="4070a0"/>
     </w:rPr>
   </w:style>
-  <w:style w:type="character" w:customStyle="1" w:styleId="SpecialStringTok">
+  <w:style w:customStyle="1" w:styleId="SpecialStringTok" w:type="character">
     <w:name w:val="SpecialStringTok"/>
     <w:basedOn w:val="VerbatimChar"/>
     <w:rPr>
       <w:color w:val="bb6688"/>
     </w:rPr>
   </w:style>
-  <w:style w:type="character" w:customStyle="1" w:styleId="ImportTok">
+  <w:style w:customStyle="1" w:styleId="ImportTok" w:type="character">
     <w:name w:val="ImportTok"/>
     <w:basedOn w:val="VerbatimChar"/>
     <w:rPr>
@@ -12691,7 +12689,7 @@
       <w:b/>
     </w:rPr>
   </w:style>
-  <w:style w:type="character" w:customStyle="1" w:styleId="CommentTok">
+  <w:style w:customStyle="1" w:styleId="CommentTok" w:type="character">
     <w:name w:val="CommentTok"/>
     <w:basedOn w:val="VerbatimChar"/>
     <w:rPr>
@@ -12699,7 +12697,7 @@
       <w:i/>
     </w:rPr>
   </w:style>
-  <w:style w:type="character" w:customStyle="1" w:styleId="DocumentationTok">
+  <w:style w:customStyle="1" w:styleId="DocumentationTok" w:type="character">
     <w:name w:val="DocumentationTok"/>
     <w:basedOn w:val="VerbatimChar"/>
     <w:rPr>
@@ -12707,7 +12705,7 @@
       <w:i/>
     </w:rPr>
   </w:style>
-  <w:style w:type="character" w:customStyle="1" w:styleId="AnnotationTok">
+  <w:style w:customStyle="1" w:styleId="AnnotationTok" w:type="character">
     <w:name w:val="AnnotationTok"/>
     <w:basedOn w:val="VerbatimChar"/>
     <w:rPr>
@@ -12716,7 +12714,7 @@
       <w:i/>
     </w:rPr>
   </w:style>
-  <w:style w:type="character" w:customStyle="1" w:styleId="CommentVarTok">
+  <w:style w:customStyle="1" w:styleId="CommentVarTok" w:type="character">
     <w:name w:val="CommentVarTok"/>
     <w:basedOn w:val="VerbatimChar"/>
     <w:rPr>
@@ -12725,28 +12723,28 @@
       <w:i/>
     </w:rPr>
   </w:style>
-  <w:style w:type="character" w:customStyle="1" w:styleId="OtherTok">
+  <w:style w:customStyle="1" w:styleId="OtherTok" w:type="character">
     <w:name w:val="OtherTok"/>
     <w:basedOn w:val="VerbatimChar"/>
     <w:rPr>
       <w:color w:val="007020"/>
     </w:rPr>
   </w:style>
-  <w:style w:type="character" w:customStyle="1" w:styleId="FunctionTok">
+  <w:style w:customStyle="1" w:styleId="FunctionTok" w:type="character">
     <w:name w:val="FunctionTok"/>
     <w:basedOn w:val="VerbatimChar"/>
     <w:rPr>
       <w:color w:val="06287e"/>
     </w:rPr>
   </w:style>
-  <w:style w:type="character" w:customStyle="1" w:styleId="VariableTok">
+  <w:style w:customStyle="1" w:styleId="VariableTok" w:type="character">
     <w:name w:val="VariableTok"/>
     <w:basedOn w:val="VerbatimChar"/>
     <w:rPr>
       <w:color w:val="19177c"/>
     </w:rPr>
   </w:style>
-  <w:style w:type="character" w:customStyle="1" w:styleId="ControlFlowTok">
+  <w:style w:customStyle="1" w:styleId="ControlFlowTok" w:type="character">
     <w:name w:val="ControlFlowTok"/>
     <w:basedOn w:val="VerbatimChar"/>
     <w:rPr>
@@ -12754,45 +12752,45 @@
       <w:b/>
     </w:rPr>
   </w:style>
-  <w:style w:type="character" w:customStyle="1" w:styleId="OperatorTok">
+  <w:style w:customStyle="1" w:styleId="OperatorTok" w:type="character">
     <w:name w:val="OperatorTok"/>
     <w:basedOn w:val="VerbatimChar"/>
     <w:rPr>
       <w:color w:val="666666"/>
     </w:rPr>
   </w:style>
-  <w:style w:type="character" w:customStyle="1" w:styleId="BuiltInTok">
+  <w:style w:customStyle="1" w:styleId="BuiltInTok" w:type="character">
     <w:name w:val="BuiltInTok"/>
     <w:basedOn w:val="VerbatimChar"/>
     <w:rPr>
       <w:color w:val="008000"/>
     </w:rPr>
   </w:style>
-  <w:style w:type="character" w:customStyle="1" w:styleId="ExtensionTok">
+  <w:style w:customStyle="1" w:styleId="ExtensionTok" w:type="character">
     <w:name w:val="ExtensionTok"/>
     <w:basedOn w:val="VerbatimChar"/>
     <w:rPr/>
   </w:style>
-  <w:style w:type="character" w:customStyle="1" w:styleId="PreprocessorTok">
+  <w:style w:customStyle="1" w:styleId="PreprocessorTok" w:type="character">
     <w:name w:val="PreprocessorTok"/>
     <w:basedOn w:val="VerbatimChar"/>
     <w:rPr>
       <w:color w:val="bc7a00"/>
     </w:rPr>
   </w:style>
-  <w:style w:type="character" w:customStyle="1" w:styleId="AttributeTok">
+  <w:style w:customStyle="1" w:styleId="AttributeTok" w:type="character">
     <w:name w:val="AttributeTok"/>
     <w:basedOn w:val="VerbatimChar"/>
     <w:rPr>
       <w:color w:val="7d9029"/>
     </w:rPr>
   </w:style>
-  <w:style w:type="character" w:customStyle="1" w:styleId="RegionMarkerTok">
+  <w:style w:customStyle="1" w:styleId="RegionMarkerTok" w:type="character">
     <w:name w:val="RegionMarkerTok"/>
     <w:basedOn w:val="VerbatimChar"/>
     <w:rPr/>
   </w:style>
-  <w:style w:type="character" w:customStyle="1" w:styleId="InformationTok">
+  <w:style w:customStyle="1" w:styleId="InformationTok" w:type="character">
     <w:name w:val="InformationTok"/>
     <w:basedOn w:val="VerbatimChar"/>
     <w:rPr>
@@ -12801,7 +12799,7 @@
       <w:i/>
     </w:rPr>
   </w:style>
-  <w:style w:type="character" w:customStyle="1" w:styleId="WarningTok">
+  <w:style w:customStyle="1" w:styleId="WarningTok" w:type="character">
     <w:name w:val="WarningTok"/>
     <w:basedOn w:val="VerbatimChar"/>
     <w:rPr>
@@ -12810,7 +12808,7 @@
       <w:i/>
     </w:rPr>
   </w:style>
-  <w:style w:type="character" w:customStyle="1" w:styleId="AlertTok">
+  <w:style w:customStyle="1" w:styleId="AlertTok" w:type="character">
     <w:name w:val="AlertTok"/>
     <w:basedOn w:val="VerbatimChar"/>
     <w:rPr>
@@ -12818,7 +12816,7 @@
       <w:b/>
     </w:rPr>
   </w:style>
-  <w:style w:type="character" w:customStyle="1" w:styleId="ErrorTok">
+  <w:style w:customStyle="1" w:styleId="ErrorTok" w:type="character">
     <w:name w:val="ErrorTok"/>
     <w:basedOn w:val="VerbatimChar"/>
     <w:rPr>
@@ -12826,7 +12824,7 @@
       <w:b/>
     </w:rPr>
   </w:style>
-  <w:style w:type="character" w:customStyle="1" w:styleId="NormalTok">
+  <w:style w:customStyle="1" w:styleId="NormalTok" w:type="character">
     <w:name w:val="NormalTok"/>
     <w:basedOn w:val="VerbatimChar"/>
     <w:rPr/>

--- a/education/fr/02_Cahier_laboratoires.docx
+++ b/education/fr/02_Cahier_laboratoires.docx
@@ -161,7 +161,7 @@
             <w:pStyle w:val="TOCHeading"/>
           </w:pPr>
           <w:r>
-            <w:t xml:space="preserve">Table des mati��res</w:t>
+            <w:t xml:space="preserve">Table des matières</w:t>
           </w:r>
         </w:p>
         <w:p>
@@ -6674,7 +6674,7 @@
         <w:t xml:space="preserve"> </w:t>
       </w:r>
       <w:r>
-        <w:t xml:space="preserve">Sélectionnez les contrôles dans la feuille M (1 dans la colonne A). La feuille combine les coefficients retenus selon la règle du produit, réduction du bouquet = 1 − ∏(1 − rᵢ), séparément pour l’impact et la probabilité, de sorte qu’un bouquet ne dépasse jamais 1; un avertissement s’affiche si un coefficient est hors de 0 à 1. Les coefficients par défaut sont génériques : privilégiez quelques contrôles justifiés, ou une estimation globale dans une ligne « Other / autre ».</w:t>
+        <w:t xml:space="preserve">Sélectionnez les contrôles dans la feuille M (1 dans la colonne A). La feuille combine les coefficients retenus selon la règle du produit, réduction du bouquet = 1 − ∏(1 − rᵢ), séparément pour l’impact et la probabilité, de sorte qu’un bouquet ne dépasse jamais 1; un avertissement s’affiche si un coefficient est hors de 0 à 1. Les coûts par défaut sont des coûts indicatifs de première année pour une organisation de taille moyenne, selon un profil d’effort (le tableau de base des coûts est sous le catalogue), et les coefficients par défaut sont génériques : remplacez les deux par les chiffres du cas, privilégiez quelques contrôles justifiés, ou saisissez une estimation globale dans une ligne « Other / autre ».</w:t>
       </w:r>
     </w:p>
     <w:p>
